--- a/khoa_ma_co_so_lan_lam_sai.docx
+++ b/khoa_ma_co_so_lan_lam_sai.docx
@@ -11815,17 +11815,1703 @@
         <w:suppressLineNumbers w:val="0"/>
         <w:jc w:val="left"/>
       </w:pPr>
+    </w:p>
+    <w:p>
+      <w:pPr>
+        <w:numPr>
+          <w:ilvl w:val="0"/>
+          <w:numId w:val="0"/>
+        </w:numPr>
+        <w:rPr>
+          <w:rFonts w:hint="default" w:eastAsia="SimSun" w:cs="Times New Roman"/>
+          <w:sz w:val="26"/>
+          <w:szCs w:val="26"/>
+          <w:lang w:val="en-US"/>
+        </w:rPr>
+      </w:pPr>
       <w:r>
         <w:rPr>
-          <w:rFonts w:ascii="SimSun" w:hAnsi="SimSun" w:eastAsia="SimSun" w:cs="SimSun"/>
-          <w:color w:val="000000"/>
-          <w:kern w:val="0"/>
-          <w:sz w:val="24"/>
-          <w:szCs w:val="24"/>
-          <w:lang w:val="en-US" w:eastAsia="zh-CN" w:bidi="ar"/>
-        </w:rPr>
-        <w:t>.</w:t>
+          <w:rFonts w:hint="default" w:eastAsia="SimSun" w:cs="Times New Roman"/>
+          <w:sz w:val="26"/>
+          <w:szCs w:val="26"/>
+          <w:lang w:val="en-US"/>
+        </w:rPr>
+        <w:t>Key_valid = 0, cancel = 0, reset = 0, wrong = X</w:t>
       </w:r>
+    </w:p>
+    <w:p>
+      <w:pPr>
+        <w:numPr>
+          <w:ilvl w:val="0"/>
+          <w:numId w:val="0"/>
+        </w:numPr>
+        <w:rPr>
+          <w:rFonts w:hint="default" w:eastAsia="SimSun" w:cs="Times New Roman"/>
+          <w:sz w:val="26"/>
+          <w:szCs w:val="26"/>
+          <w:lang w:val="en-US"/>
+        </w:rPr>
+      </w:pPr>
+      <w:r>
+        <w:rPr>
+          <w:rFonts w:hint="default" w:eastAsia="SimSun" w:cs="Times New Roman"/>
+          <w:sz w:val="26"/>
+          <w:szCs w:val="26"/>
+          <w:lang w:val="en-US"/>
+        </w:rPr>
+        <w:t xml:space="preserve">Cnt_wrong = X (thập phân) </w:t>
+      </w:r>
+    </w:p>
+    <w:p>
+      <w:pPr>
+        <w:numPr>
+          <w:ilvl w:val="0"/>
+          <w:numId w:val="0"/>
+        </w:numPr>
+        <w:rPr>
+          <w:rFonts w:hint="default" w:eastAsia="SimSun" w:cs="Times New Roman"/>
+          <w:sz w:val="26"/>
+          <w:szCs w:val="26"/>
+          <w:lang w:val="en-US"/>
+        </w:rPr>
+      </w:pPr>
+      <w:r>
+        <w:rPr>
+          <w:rFonts w:hint="default" w:cs="Times New Roman"/>
+          <w:sz w:val="28"/>
+          <w:szCs w:val="28"/>
+          <w:vertAlign w:val="baseline"/>
+          <w:lang w:val="en-US"/>
+        </w:rPr>
+        <w:t>digit[3:0] = X</w:t>
+      </w:r>
+    </w:p>
+    <w:tbl>
+      <w:tblPr>
+        <w:tblStyle w:val="6"/>
+        <w:tblW w:w="9497" w:type="dxa"/>
+        <w:tblInd w:w="0" w:type="dxa"/>
+        <w:tblBorders>
+          <w:top w:val="single" w:color="auto" w:sz="4" w:space="0"/>
+          <w:left w:val="single" w:color="auto" w:sz="4" w:space="0"/>
+          <w:bottom w:val="single" w:color="auto" w:sz="4" w:space="0"/>
+          <w:right w:val="single" w:color="auto" w:sz="4" w:space="0"/>
+          <w:insideH w:val="single" w:color="auto" w:sz="4" w:space="0"/>
+          <w:insideV w:val="single" w:color="auto" w:sz="4" w:space="0"/>
+        </w:tblBorders>
+        <w:tblLayout w:type="fixed"/>
+        <w:tblCellMar>
+          <w:top w:w="0" w:type="dxa"/>
+          <w:left w:w="108" w:type="dxa"/>
+          <w:bottom w:w="0" w:type="dxa"/>
+          <w:right w:w="108" w:type="dxa"/>
+        </w:tblCellMar>
+      </w:tblPr>
+      <w:tblGrid>
+        <w:gridCol w:w="1377"/>
+        <w:gridCol w:w="1647"/>
+        <w:gridCol w:w="1919"/>
+        <w:gridCol w:w="1242"/>
+        <w:gridCol w:w="1656"/>
+        <w:gridCol w:w="1656"/>
+      </w:tblGrid>
+      <w:tr>
+        <w:tblPrEx>
+          <w:tblBorders>
+            <w:top w:val="single" w:color="auto" w:sz="4" w:space="0"/>
+            <w:left w:val="single" w:color="auto" w:sz="4" w:space="0"/>
+            <w:bottom w:val="single" w:color="auto" w:sz="4" w:space="0"/>
+            <w:right w:val="single" w:color="auto" w:sz="4" w:space="0"/>
+            <w:insideH w:val="single" w:color="auto" w:sz="4" w:space="0"/>
+            <w:insideV w:val="single" w:color="auto" w:sz="4" w:space="0"/>
+          </w:tblBorders>
+          <w:tblCellMar>
+            <w:top w:w="0" w:type="dxa"/>
+            <w:left w:w="108" w:type="dxa"/>
+            <w:bottom w:w="0" w:type="dxa"/>
+            <w:right w:w="108" w:type="dxa"/>
+          </w:tblCellMar>
+        </w:tblPrEx>
+        <w:trPr>
+          <w:trHeight w:val="891" w:hRule="atLeast"/>
+        </w:trPr>
+        <w:tc>
+          <w:tcPr>
+            <w:tcW w:w="1377" w:type="dxa"/>
+          </w:tcPr>
+          <w:p>
+            <w:pPr>
+              <w:numPr>
+                <w:ilvl w:val="0"/>
+                <w:numId w:val="0"/>
+              </w:numPr>
+              <w:rPr>
+                <w:rFonts w:hint="default" w:ascii="Times New Roman" w:hAnsi="Times New Roman" w:cs="Times New Roman"/>
+                <w:sz w:val="28"/>
+                <w:szCs w:val="28"/>
+                <w:vertAlign w:val="baseline"/>
+                <w:lang w:val="en-US"/>
+              </w:rPr>
+            </w:pPr>
+            <w:r>
+              <w:rPr>
+                <w:rFonts w:hint="default" w:ascii="Times New Roman" w:hAnsi="Times New Roman" w:cs="Times New Roman"/>
+                <w:sz w:val="28"/>
+                <w:szCs w:val="28"/>
+                <w:vertAlign w:val="baseline"/>
+                <w:lang w:val="en-US"/>
+              </w:rPr>
+              <w:t>TTHT: Q2Q1Q0</w:t>
+            </w:r>
+          </w:p>
+        </w:tc>
+        <w:tc>
+          <w:tcPr>
+            <w:tcW w:w="1647" w:type="dxa"/>
+          </w:tcPr>
+          <w:p>
+            <w:pPr>
+              <w:numPr>
+                <w:ilvl w:val="0"/>
+                <w:numId w:val="0"/>
+              </w:numPr>
+              <w:rPr>
+                <w:rFonts w:hint="default" w:ascii="Times New Roman" w:hAnsi="Times New Roman" w:cs="Times New Roman"/>
+                <w:sz w:val="28"/>
+                <w:szCs w:val="28"/>
+                <w:vertAlign w:val="baseline"/>
+                <w:lang w:val="en-US"/>
+              </w:rPr>
+            </w:pPr>
+            <w:r>
+              <w:rPr>
+                <w:rFonts w:hint="default" w:ascii="Times New Roman" w:hAnsi="Times New Roman" w:cs="Times New Roman"/>
+                <w:sz w:val="28"/>
+                <w:szCs w:val="28"/>
+                <w:vertAlign w:val="baseline"/>
+                <w:lang w:val="en-US"/>
+              </w:rPr>
+              <w:t>TTKT</w:t>
+            </w:r>
+          </w:p>
+        </w:tc>
+        <w:tc>
+          <w:tcPr>
+            <w:tcW w:w="1919" w:type="dxa"/>
+          </w:tcPr>
+          <w:p>
+            <w:pPr>
+              <w:numPr>
+                <w:ilvl w:val="0"/>
+                <w:numId w:val="0"/>
+              </w:numPr>
+              <w:rPr>
+                <w:rFonts w:hint="default" w:cs="Times New Roman"/>
+                <w:sz w:val="28"/>
+                <w:szCs w:val="28"/>
+                <w:vertAlign w:val="baseline"/>
+                <w:lang w:val="en-US"/>
+              </w:rPr>
+            </w:pPr>
+            <w:r>
+              <w:rPr>
+                <w:rFonts w:hint="default" w:cs="Times New Roman"/>
+                <w:sz w:val="28"/>
+                <w:szCs w:val="28"/>
+                <w:vertAlign w:val="baseline"/>
+                <w:lang w:val="en-US"/>
+              </w:rPr>
+              <w:t>TTKT</w:t>
+            </w:r>
+          </w:p>
+        </w:tc>
+        <w:tc>
+          <w:tcPr>
+            <w:tcW w:w="1242" w:type="dxa"/>
+          </w:tcPr>
+          <w:p>
+            <w:pPr>
+              <w:numPr>
+                <w:ilvl w:val="0"/>
+                <w:numId w:val="0"/>
+              </w:numPr>
+              <w:rPr>
+                <w:rFonts w:hint="default" w:ascii="Times New Roman" w:hAnsi="Times New Roman" w:cs="Times New Roman"/>
+                <w:sz w:val="28"/>
+                <w:szCs w:val="28"/>
+                <w:vertAlign w:val="baseline"/>
+                <w:lang w:val="en-US"/>
+              </w:rPr>
+            </w:pPr>
+            <w:r>
+              <w:rPr>
+                <w:rFonts w:hint="default" w:cs="Times New Roman"/>
+                <w:sz w:val="28"/>
+                <w:szCs w:val="28"/>
+                <w:vertAlign w:val="baseline"/>
+                <w:lang w:val="en-US"/>
+              </w:rPr>
+              <w:t>locked</w:t>
+            </w:r>
+          </w:p>
+        </w:tc>
+        <w:tc>
+          <w:tcPr>
+            <w:tcW w:w="1656" w:type="dxa"/>
+          </w:tcPr>
+          <w:p>
+            <w:pPr>
+              <w:numPr>
+                <w:ilvl w:val="0"/>
+                <w:numId w:val="0"/>
+              </w:numPr>
+              <w:rPr>
+                <w:rFonts w:hint="default" w:ascii="Times New Roman" w:hAnsi="Times New Roman" w:cs="Times New Roman"/>
+                <w:sz w:val="28"/>
+                <w:szCs w:val="28"/>
+                <w:vertAlign w:val="baseline"/>
+                <w:lang w:val="en-US"/>
+              </w:rPr>
+            </w:pPr>
+            <w:r>
+              <w:rPr>
+                <w:rFonts w:hint="default" w:cs="Times New Roman"/>
+                <w:sz w:val="28"/>
+                <w:szCs w:val="28"/>
+                <w:vertAlign w:val="baseline"/>
+                <w:lang w:val="en-US"/>
+              </w:rPr>
+              <w:t>unlocked</w:t>
+            </w:r>
+          </w:p>
+        </w:tc>
+        <w:tc>
+          <w:tcPr>
+            <w:tcW w:w="1656" w:type="dxa"/>
+          </w:tcPr>
+          <w:p>
+            <w:pPr>
+              <w:numPr>
+                <w:ilvl w:val="0"/>
+                <w:numId w:val="0"/>
+              </w:numPr>
+              <w:rPr>
+                <w:rFonts w:hint="default" w:cs="Times New Roman"/>
+                <w:sz w:val="28"/>
+                <w:szCs w:val="28"/>
+                <w:vertAlign w:val="baseline"/>
+                <w:lang w:val="en-US"/>
+              </w:rPr>
+            </w:pPr>
+            <w:r>
+              <w:rPr>
+                <w:rFonts w:hint="default" w:cs="Times New Roman"/>
+                <w:sz w:val="28"/>
+                <w:szCs w:val="28"/>
+                <w:vertAlign w:val="baseline"/>
+                <w:lang w:val="en-US"/>
+              </w:rPr>
+              <w:t>error</w:t>
+            </w:r>
+          </w:p>
+        </w:tc>
+      </w:tr>
+      <w:tr>
+        <w:tblPrEx>
+          <w:tblBorders>
+            <w:top w:val="single" w:color="auto" w:sz="4" w:space="0"/>
+            <w:left w:val="single" w:color="auto" w:sz="4" w:space="0"/>
+            <w:bottom w:val="single" w:color="auto" w:sz="4" w:space="0"/>
+            <w:right w:val="single" w:color="auto" w:sz="4" w:space="0"/>
+            <w:insideH w:val="single" w:color="auto" w:sz="4" w:space="0"/>
+            <w:insideV w:val="single" w:color="auto" w:sz="4" w:space="0"/>
+          </w:tblBorders>
+          <w:tblCellMar>
+            <w:top w:w="0" w:type="dxa"/>
+            <w:left w:w="108" w:type="dxa"/>
+            <w:bottom w:w="0" w:type="dxa"/>
+            <w:right w:w="108" w:type="dxa"/>
+          </w:tblCellMar>
+        </w:tblPrEx>
+        <w:trPr>
+          <w:trHeight w:val="519" w:hRule="atLeast"/>
+        </w:trPr>
+        <w:tc>
+          <w:tcPr>
+            <w:tcW w:w="1377" w:type="dxa"/>
+          </w:tcPr>
+          <w:p>
+            <w:pPr>
+              <w:numPr>
+                <w:ilvl w:val="0"/>
+                <w:numId w:val="0"/>
+              </w:numPr>
+              <w:rPr>
+                <w:rFonts w:hint="default" w:ascii="Times New Roman" w:hAnsi="Times New Roman" w:cs="Times New Roman"/>
+                <w:sz w:val="28"/>
+                <w:szCs w:val="28"/>
+                <w:vertAlign w:val="baseline"/>
+                <w:lang w:val="en-US"/>
+              </w:rPr>
+            </w:pPr>
+            <w:r>
+              <w:rPr>
+                <w:rFonts w:hint="default" w:ascii="Times New Roman" w:hAnsi="Times New Roman" w:cs="Times New Roman"/>
+                <w:sz w:val="28"/>
+                <w:szCs w:val="28"/>
+                <w:vertAlign w:val="baseline"/>
+                <w:lang w:val="en-US"/>
+              </w:rPr>
+              <w:t>S0 = 000</w:t>
+            </w:r>
+          </w:p>
+        </w:tc>
+        <w:tc>
+          <w:tcPr>
+            <w:tcW w:w="1647" w:type="dxa"/>
+          </w:tcPr>
+          <w:p>
+            <w:pPr>
+              <w:numPr>
+                <w:ilvl w:val="0"/>
+                <w:numId w:val="0"/>
+              </w:numPr>
+              <w:rPr>
+                <w:rFonts w:hint="default" w:ascii="Times New Roman" w:hAnsi="Times New Roman" w:cs="Times New Roman"/>
+                <w:sz w:val="28"/>
+                <w:szCs w:val="28"/>
+                <w:vertAlign w:val="baseline"/>
+                <w:lang w:val="en-US"/>
+              </w:rPr>
+            </w:pPr>
+            <w:r>
+              <w:rPr>
+                <w:rFonts w:hint="default" w:cs="Times New Roman"/>
+                <w:sz w:val="28"/>
+                <w:szCs w:val="28"/>
+                <w:vertAlign w:val="baseline"/>
+                <w:lang w:val="en-US"/>
+              </w:rPr>
+              <w:t>S0</w:t>
+            </w:r>
+          </w:p>
+        </w:tc>
+        <w:tc>
+          <w:tcPr>
+            <w:tcW w:w="1919" w:type="dxa"/>
+          </w:tcPr>
+          <w:p>
+            <w:pPr>
+              <w:numPr>
+                <w:ilvl w:val="0"/>
+                <w:numId w:val="0"/>
+              </w:numPr>
+              <w:rPr>
+                <w:rFonts w:hint="default" w:ascii="Times New Roman" w:hAnsi="Times New Roman" w:cs="Times New Roman"/>
+                <w:sz w:val="28"/>
+                <w:szCs w:val="28"/>
+                <w:vertAlign w:val="baseline"/>
+                <w:lang w:val="en-US"/>
+              </w:rPr>
+            </w:pPr>
+            <w:r>
+              <w:rPr>
+                <w:rFonts w:hint="default" w:cs="Times New Roman"/>
+                <w:sz w:val="28"/>
+                <w:szCs w:val="28"/>
+                <w:vertAlign w:val="baseline"/>
+                <w:lang w:val="en-US"/>
+              </w:rPr>
+              <w:t>S0</w:t>
+            </w:r>
+          </w:p>
+        </w:tc>
+        <w:tc>
+          <w:tcPr>
+            <w:tcW w:w="1242" w:type="dxa"/>
+          </w:tcPr>
+          <w:p>
+            <w:pPr>
+              <w:numPr>
+                <w:ilvl w:val="0"/>
+                <w:numId w:val="0"/>
+              </w:numPr>
+              <w:rPr>
+                <w:rFonts w:hint="default" w:ascii="Times New Roman" w:hAnsi="Times New Roman" w:cs="Times New Roman"/>
+                <w:sz w:val="28"/>
+                <w:szCs w:val="28"/>
+                <w:vertAlign w:val="baseline"/>
+                <w:lang w:val="en-US"/>
+              </w:rPr>
+            </w:pPr>
+            <w:r>
+              <w:rPr>
+                <w:rFonts w:hint="default" w:cs="Times New Roman"/>
+                <w:sz w:val="28"/>
+                <w:szCs w:val="28"/>
+                <w:vertAlign w:val="baseline"/>
+                <w:lang w:val="en-US"/>
+              </w:rPr>
+              <w:t>0</w:t>
+            </w:r>
+          </w:p>
+        </w:tc>
+        <w:tc>
+          <w:tcPr>
+            <w:tcW w:w="1656" w:type="dxa"/>
+          </w:tcPr>
+          <w:p>
+            <w:pPr>
+              <w:numPr>
+                <w:ilvl w:val="0"/>
+                <w:numId w:val="0"/>
+              </w:numPr>
+              <w:rPr>
+                <w:rFonts w:hint="default" w:ascii="Times New Roman" w:hAnsi="Times New Roman" w:cs="Times New Roman"/>
+                <w:sz w:val="28"/>
+                <w:szCs w:val="28"/>
+                <w:vertAlign w:val="baseline"/>
+                <w:lang w:val="en-US"/>
+              </w:rPr>
+            </w:pPr>
+            <w:r>
+              <w:rPr>
+                <w:rFonts w:hint="default" w:cs="Times New Roman"/>
+                <w:sz w:val="28"/>
+                <w:szCs w:val="28"/>
+                <w:vertAlign w:val="baseline"/>
+                <w:lang w:val="en-US"/>
+              </w:rPr>
+              <w:t>0</w:t>
+            </w:r>
+          </w:p>
+        </w:tc>
+        <w:tc>
+          <w:tcPr>
+            <w:tcW w:w="1656" w:type="dxa"/>
+          </w:tcPr>
+          <w:p>
+            <w:pPr>
+              <w:numPr>
+                <w:ilvl w:val="0"/>
+                <w:numId w:val="0"/>
+              </w:numPr>
+              <w:rPr>
+                <w:rFonts w:hint="default" w:cs="Times New Roman"/>
+                <w:sz w:val="28"/>
+                <w:szCs w:val="28"/>
+                <w:vertAlign w:val="baseline"/>
+                <w:lang w:val="en-US"/>
+              </w:rPr>
+            </w:pPr>
+            <w:r>
+              <w:rPr>
+                <w:rFonts w:hint="default" w:cs="Times New Roman"/>
+                <w:sz w:val="28"/>
+                <w:szCs w:val="28"/>
+                <w:vertAlign w:val="baseline"/>
+                <w:lang w:val="en-US"/>
+              </w:rPr>
+              <w:t>0</w:t>
+            </w:r>
+          </w:p>
+        </w:tc>
+      </w:tr>
+      <w:tr>
+        <w:tblPrEx>
+          <w:tblBorders>
+            <w:top w:val="single" w:color="auto" w:sz="4" w:space="0"/>
+            <w:left w:val="single" w:color="auto" w:sz="4" w:space="0"/>
+            <w:bottom w:val="single" w:color="auto" w:sz="4" w:space="0"/>
+            <w:right w:val="single" w:color="auto" w:sz="4" w:space="0"/>
+            <w:insideH w:val="single" w:color="auto" w:sz="4" w:space="0"/>
+            <w:insideV w:val="single" w:color="auto" w:sz="4" w:space="0"/>
+          </w:tblBorders>
+          <w:tblCellMar>
+            <w:top w:w="0" w:type="dxa"/>
+            <w:left w:w="108" w:type="dxa"/>
+            <w:bottom w:w="0" w:type="dxa"/>
+            <w:right w:w="108" w:type="dxa"/>
+          </w:tblCellMar>
+        </w:tblPrEx>
+        <w:trPr>
+          <w:trHeight w:val="541" w:hRule="atLeast"/>
+        </w:trPr>
+        <w:tc>
+          <w:tcPr>
+            <w:tcW w:w="1377" w:type="dxa"/>
+          </w:tcPr>
+          <w:p>
+            <w:pPr>
+              <w:numPr>
+                <w:ilvl w:val="0"/>
+                <w:numId w:val="0"/>
+              </w:numPr>
+              <w:rPr>
+                <w:rFonts w:hint="default" w:ascii="Times New Roman" w:hAnsi="Times New Roman" w:cs="Times New Roman"/>
+                <w:sz w:val="28"/>
+                <w:szCs w:val="28"/>
+                <w:vertAlign w:val="baseline"/>
+                <w:lang w:val="en-US"/>
+              </w:rPr>
+            </w:pPr>
+            <w:r>
+              <w:rPr>
+                <w:rFonts w:hint="default" w:ascii="Times New Roman" w:hAnsi="Times New Roman" w:cs="Times New Roman"/>
+                <w:sz w:val="28"/>
+                <w:szCs w:val="28"/>
+                <w:vertAlign w:val="baseline"/>
+                <w:lang w:val="en-US"/>
+              </w:rPr>
+              <w:t>S1 = 001</w:t>
+            </w:r>
+          </w:p>
+        </w:tc>
+        <w:tc>
+          <w:tcPr>
+            <w:tcW w:w="1647" w:type="dxa"/>
+          </w:tcPr>
+          <w:p>
+            <w:pPr>
+              <w:numPr>
+                <w:ilvl w:val="0"/>
+                <w:numId w:val="0"/>
+              </w:numPr>
+              <w:rPr>
+                <w:rFonts w:hint="default" w:ascii="Times New Roman" w:hAnsi="Times New Roman" w:cs="Times New Roman"/>
+                <w:sz w:val="28"/>
+                <w:szCs w:val="28"/>
+                <w:vertAlign w:val="baseline"/>
+                <w:lang w:val="en-US"/>
+              </w:rPr>
+            </w:pPr>
+            <w:r>
+              <w:rPr>
+                <w:rFonts w:hint="default" w:ascii="Times New Roman" w:hAnsi="Times New Roman" w:cs="Times New Roman"/>
+                <w:sz w:val="28"/>
+                <w:szCs w:val="28"/>
+                <w:vertAlign w:val="baseline"/>
+                <w:lang w:val="en-US"/>
+              </w:rPr>
+              <w:t>S</w:t>
+            </w:r>
+            <w:r>
+              <w:rPr>
+                <w:rFonts w:hint="default" w:cs="Times New Roman"/>
+                <w:sz w:val="28"/>
+                <w:szCs w:val="28"/>
+                <w:vertAlign w:val="baseline"/>
+                <w:lang w:val="en-US"/>
+              </w:rPr>
+              <w:t>1</w:t>
+            </w:r>
+          </w:p>
+        </w:tc>
+        <w:tc>
+          <w:tcPr>
+            <w:tcW w:w="1919" w:type="dxa"/>
+          </w:tcPr>
+          <w:p>
+            <w:pPr>
+              <w:numPr>
+                <w:ilvl w:val="0"/>
+                <w:numId w:val="0"/>
+              </w:numPr>
+              <w:rPr>
+                <w:rFonts w:hint="default" w:ascii="Times New Roman" w:hAnsi="Times New Roman" w:cs="Times New Roman"/>
+                <w:sz w:val="28"/>
+                <w:szCs w:val="28"/>
+                <w:vertAlign w:val="baseline"/>
+                <w:lang w:val="en-US"/>
+              </w:rPr>
+            </w:pPr>
+            <w:r>
+              <w:rPr>
+                <w:rFonts w:hint="default" w:cs="Times New Roman"/>
+                <w:sz w:val="28"/>
+                <w:szCs w:val="28"/>
+                <w:vertAlign w:val="baseline"/>
+                <w:lang w:val="en-US"/>
+              </w:rPr>
+              <w:t>S1</w:t>
+            </w:r>
+          </w:p>
+        </w:tc>
+        <w:tc>
+          <w:tcPr>
+            <w:tcW w:w="1242" w:type="dxa"/>
+          </w:tcPr>
+          <w:p>
+            <w:pPr>
+              <w:numPr>
+                <w:ilvl w:val="0"/>
+                <w:numId w:val="0"/>
+              </w:numPr>
+              <w:rPr>
+                <w:rFonts w:hint="default" w:ascii="Times New Roman" w:hAnsi="Times New Roman" w:cs="Times New Roman"/>
+                <w:sz w:val="28"/>
+                <w:szCs w:val="28"/>
+                <w:vertAlign w:val="baseline"/>
+                <w:lang w:val="en-US"/>
+              </w:rPr>
+            </w:pPr>
+            <w:r>
+              <w:rPr>
+                <w:rFonts w:hint="default" w:cs="Times New Roman"/>
+                <w:sz w:val="28"/>
+                <w:szCs w:val="28"/>
+                <w:vertAlign w:val="baseline"/>
+                <w:lang w:val="en-US"/>
+              </w:rPr>
+              <w:t>0</w:t>
+            </w:r>
+          </w:p>
+        </w:tc>
+        <w:tc>
+          <w:tcPr>
+            <w:tcW w:w="1656" w:type="dxa"/>
+          </w:tcPr>
+          <w:p>
+            <w:pPr>
+              <w:numPr>
+                <w:ilvl w:val="0"/>
+                <w:numId w:val="0"/>
+              </w:numPr>
+              <w:rPr>
+                <w:rFonts w:hint="default" w:ascii="Times New Roman" w:hAnsi="Times New Roman" w:cs="Times New Roman"/>
+                <w:sz w:val="28"/>
+                <w:szCs w:val="28"/>
+                <w:vertAlign w:val="baseline"/>
+                <w:lang w:val="en-US"/>
+              </w:rPr>
+            </w:pPr>
+            <w:r>
+              <w:rPr>
+                <w:rFonts w:hint="default" w:cs="Times New Roman"/>
+                <w:sz w:val="28"/>
+                <w:szCs w:val="28"/>
+                <w:vertAlign w:val="baseline"/>
+                <w:lang w:val="en-US"/>
+              </w:rPr>
+              <w:t>0</w:t>
+            </w:r>
+          </w:p>
+        </w:tc>
+        <w:tc>
+          <w:tcPr>
+            <w:tcW w:w="1656" w:type="dxa"/>
+          </w:tcPr>
+          <w:p>
+            <w:pPr>
+              <w:numPr>
+                <w:ilvl w:val="0"/>
+                <w:numId w:val="0"/>
+              </w:numPr>
+              <w:rPr>
+                <w:rFonts w:hint="default" w:cs="Times New Roman"/>
+                <w:sz w:val="28"/>
+                <w:szCs w:val="28"/>
+                <w:vertAlign w:val="baseline"/>
+                <w:lang w:val="en-US"/>
+              </w:rPr>
+            </w:pPr>
+            <w:r>
+              <w:rPr>
+                <w:rFonts w:hint="default" w:cs="Times New Roman"/>
+                <w:sz w:val="28"/>
+                <w:szCs w:val="28"/>
+                <w:vertAlign w:val="baseline"/>
+                <w:lang w:val="en-US"/>
+              </w:rPr>
+              <w:t>0</w:t>
+            </w:r>
+          </w:p>
+        </w:tc>
+      </w:tr>
+      <w:tr>
+        <w:tblPrEx>
+          <w:tblBorders>
+            <w:top w:val="single" w:color="auto" w:sz="4" w:space="0"/>
+            <w:left w:val="single" w:color="auto" w:sz="4" w:space="0"/>
+            <w:bottom w:val="single" w:color="auto" w:sz="4" w:space="0"/>
+            <w:right w:val="single" w:color="auto" w:sz="4" w:space="0"/>
+            <w:insideH w:val="single" w:color="auto" w:sz="4" w:space="0"/>
+            <w:insideV w:val="single" w:color="auto" w:sz="4" w:space="0"/>
+          </w:tblBorders>
+          <w:tblCellMar>
+            <w:top w:w="0" w:type="dxa"/>
+            <w:left w:w="108" w:type="dxa"/>
+            <w:bottom w:w="0" w:type="dxa"/>
+            <w:right w:w="108" w:type="dxa"/>
+          </w:tblCellMar>
+        </w:tblPrEx>
+        <w:trPr>
+          <w:trHeight w:val="541" w:hRule="atLeast"/>
+        </w:trPr>
+        <w:tc>
+          <w:tcPr>
+            <w:tcW w:w="1377" w:type="dxa"/>
+          </w:tcPr>
+          <w:p>
+            <w:pPr>
+              <w:numPr>
+                <w:ilvl w:val="0"/>
+                <w:numId w:val="0"/>
+              </w:numPr>
+              <w:rPr>
+                <w:rFonts w:hint="default" w:ascii="Times New Roman" w:hAnsi="Times New Roman" w:cs="Times New Roman"/>
+                <w:sz w:val="28"/>
+                <w:szCs w:val="28"/>
+                <w:vertAlign w:val="baseline"/>
+                <w:lang w:val="en-US"/>
+              </w:rPr>
+            </w:pPr>
+            <w:r>
+              <w:rPr>
+                <w:rFonts w:hint="default" w:ascii="Times New Roman" w:hAnsi="Times New Roman" w:cs="Times New Roman"/>
+                <w:sz w:val="28"/>
+                <w:szCs w:val="28"/>
+                <w:vertAlign w:val="baseline"/>
+                <w:lang w:val="en-US"/>
+              </w:rPr>
+              <w:t>S2 = 010</w:t>
+            </w:r>
+          </w:p>
+        </w:tc>
+        <w:tc>
+          <w:tcPr>
+            <w:tcW w:w="1647" w:type="dxa"/>
+          </w:tcPr>
+          <w:p>
+            <w:pPr>
+              <w:numPr>
+                <w:ilvl w:val="0"/>
+                <w:numId w:val="0"/>
+              </w:numPr>
+              <w:rPr>
+                <w:rFonts w:hint="default" w:ascii="Times New Roman" w:hAnsi="Times New Roman" w:cs="Times New Roman"/>
+                <w:sz w:val="28"/>
+                <w:szCs w:val="28"/>
+                <w:vertAlign w:val="baseline"/>
+                <w:lang w:val="en-US"/>
+              </w:rPr>
+            </w:pPr>
+            <w:r>
+              <w:rPr>
+                <w:rFonts w:hint="default" w:ascii="Times New Roman" w:hAnsi="Times New Roman" w:cs="Times New Roman"/>
+                <w:sz w:val="28"/>
+                <w:szCs w:val="28"/>
+                <w:vertAlign w:val="baseline"/>
+                <w:lang w:val="en-US"/>
+              </w:rPr>
+              <w:t>S</w:t>
+            </w:r>
+            <w:r>
+              <w:rPr>
+                <w:rFonts w:hint="default" w:cs="Times New Roman"/>
+                <w:sz w:val="28"/>
+                <w:szCs w:val="28"/>
+                <w:vertAlign w:val="baseline"/>
+                <w:lang w:val="en-US"/>
+              </w:rPr>
+              <w:t>2</w:t>
+            </w:r>
+          </w:p>
+        </w:tc>
+        <w:tc>
+          <w:tcPr>
+            <w:tcW w:w="1919" w:type="dxa"/>
+          </w:tcPr>
+          <w:p>
+            <w:pPr>
+              <w:numPr>
+                <w:ilvl w:val="0"/>
+                <w:numId w:val="0"/>
+              </w:numPr>
+              <w:rPr>
+                <w:rFonts w:hint="default" w:ascii="Times New Roman" w:hAnsi="Times New Roman" w:cs="Times New Roman"/>
+                <w:sz w:val="28"/>
+                <w:szCs w:val="28"/>
+                <w:vertAlign w:val="baseline"/>
+                <w:lang w:val="en-US"/>
+              </w:rPr>
+            </w:pPr>
+            <w:r>
+              <w:rPr>
+                <w:rFonts w:hint="default" w:cs="Times New Roman"/>
+                <w:sz w:val="28"/>
+                <w:szCs w:val="28"/>
+                <w:vertAlign w:val="baseline"/>
+                <w:lang w:val="en-US"/>
+              </w:rPr>
+              <w:t xml:space="preserve">S2 </w:t>
+            </w:r>
+          </w:p>
+        </w:tc>
+        <w:tc>
+          <w:tcPr>
+            <w:tcW w:w="1242" w:type="dxa"/>
+          </w:tcPr>
+          <w:p>
+            <w:pPr>
+              <w:numPr>
+                <w:ilvl w:val="0"/>
+                <w:numId w:val="0"/>
+              </w:numPr>
+              <w:rPr>
+                <w:rFonts w:hint="default" w:ascii="Times New Roman" w:hAnsi="Times New Roman" w:cs="Times New Roman"/>
+                <w:sz w:val="28"/>
+                <w:szCs w:val="28"/>
+                <w:vertAlign w:val="baseline"/>
+                <w:lang w:val="en-US"/>
+              </w:rPr>
+            </w:pPr>
+            <w:r>
+              <w:rPr>
+                <w:rFonts w:hint="default" w:cs="Times New Roman"/>
+                <w:sz w:val="28"/>
+                <w:szCs w:val="28"/>
+                <w:vertAlign w:val="baseline"/>
+                <w:lang w:val="en-US"/>
+              </w:rPr>
+              <w:t>0</w:t>
+            </w:r>
+          </w:p>
+        </w:tc>
+        <w:tc>
+          <w:tcPr>
+            <w:tcW w:w="1656" w:type="dxa"/>
+          </w:tcPr>
+          <w:p>
+            <w:pPr>
+              <w:numPr>
+                <w:ilvl w:val="0"/>
+                <w:numId w:val="0"/>
+              </w:numPr>
+              <w:rPr>
+                <w:rFonts w:hint="default" w:ascii="Times New Roman" w:hAnsi="Times New Roman" w:cs="Times New Roman"/>
+                <w:sz w:val="28"/>
+                <w:szCs w:val="28"/>
+                <w:vertAlign w:val="baseline"/>
+                <w:lang w:val="en-US"/>
+              </w:rPr>
+            </w:pPr>
+            <w:r>
+              <w:rPr>
+                <w:rFonts w:hint="default" w:cs="Times New Roman"/>
+                <w:sz w:val="28"/>
+                <w:szCs w:val="28"/>
+                <w:vertAlign w:val="baseline"/>
+                <w:lang w:val="en-US"/>
+              </w:rPr>
+              <w:t>0</w:t>
+            </w:r>
+          </w:p>
+        </w:tc>
+        <w:tc>
+          <w:tcPr>
+            <w:tcW w:w="1656" w:type="dxa"/>
+          </w:tcPr>
+          <w:p>
+            <w:pPr>
+              <w:numPr>
+                <w:ilvl w:val="0"/>
+                <w:numId w:val="0"/>
+              </w:numPr>
+              <w:rPr>
+                <w:rFonts w:hint="default" w:cs="Times New Roman"/>
+                <w:sz w:val="28"/>
+                <w:szCs w:val="28"/>
+                <w:vertAlign w:val="baseline"/>
+                <w:lang w:val="en-US"/>
+              </w:rPr>
+            </w:pPr>
+            <w:r>
+              <w:rPr>
+                <w:rFonts w:hint="default" w:cs="Times New Roman"/>
+                <w:sz w:val="28"/>
+                <w:szCs w:val="28"/>
+                <w:vertAlign w:val="baseline"/>
+                <w:lang w:val="en-US"/>
+              </w:rPr>
+              <w:t>0</w:t>
+            </w:r>
+          </w:p>
+        </w:tc>
+      </w:tr>
+      <w:tr>
+        <w:tblPrEx>
+          <w:tblBorders>
+            <w:top w:val="single" w:color="auto" w:sz="4" w:space="0"/>
+            <w:left w:val="single" w:color="auto" w:sz="4" w:space="0"/>
+            <w:bottom w:val="single" w:color="auto" w:sz="4" w:space="0"/>
+            <w:right w:val="single" w:color="auto" w:sz="4" w:space="0"/>
+            <w:insideH w:val="single" w:color="auto" w:sz="4" w:space="0"/>
+            <w:insideV w:val="single" w:color="auto" w:sz="4" w:space="0"/>
+          </w:tblBorders>
+          <w:tblCellMar>
+            <w:top w:w="0" w:type="dxa"/>
+            <w:left w:w="108" w:type="dxa"/>
+            <w:bottom w:w="0" w:type="dxa"/>
+            <w:right w:w="108" w:type="dxa"/>
+          </w:tblCellMar>
+        </w:tblPrEx>
+        <w:trPr>
+          <w:trHeight w:val="541" w:hRule="atLeast"/>
+        </w:trPr>
+        <w:tc>
+          <w:tcPr>
+            <w:tcW w:w="1377" w:type="dxa"/>
+          </w:tcPr>
+          <w:p>
+            <w:pPr>
+              <w:numPr>
+                <w:ilvl w:val="0"/>
+                <w:numId w:val="0"/>
+              </w:numPr>
+              <w:rPr>
+                <w:rFonts w:hint="default" w:ascii="Times New Roman" w:hAnsi="Times New Roman" w:cs="Times New Roman"/>
+                <w:sz w:val="28"/>
+                <w:szCs w:val="28"/>
+                <w:vertAlign w:val="baseline"/>
+                <w:lang w:val="en-US"/>
+              </w:rPr>
+            </w:pPr>
+            <w:r>
+              <w:rPr>
+                <w:rFonts w:hint="default" w:ascii="Times New Roman" w:hAnsi="Times New Roman" w:cs="Times New Roman"/>
+                <w:sz w:val="28"/>
+                <w:szCs w:val="28"/>
+                <w:vertAlign w:val="baseline"/>
+                <w:lang w:val="en-US"/>
+              </w:rPr>
+              <w:t>S3 = 011</w:t>
+            </w:r>
+          </w:p>
+        </w:tc>
+        <w:tc>
+          <w:tcPr>
+            <w:tcW w:w="1647" w:type="dxa"/>
+          </w:tcPr>
+          <w:p>
+            <w:pPr>
+              <w:numPr>
+                <w:ilvl w:val="0"/>
+                <w:numId w:val="0"/>
+              </w:numPr>
+              <w:rPr>
+                <w:rFonts w:hint="default" w:ascii="Times New Roman" w:hAnsi="Times New Roman" w:cs="Times New Roman"/>
+                <w:sz w:val="28"/>
+                <w:szCs w:val="28"/>
+                <w:vertAlign w:val="baseline"/>
+                <w:lang w:val="en-US"/>
+              </w:rPr>
+            </w:pPr>
+            <w:r>
+              <w:rPr>
+                <w:rFonts w:hint="default" w:cs="Times New Roman"/>
+                <w:sz w:val="28"/>
+                <w:szCs w:val="28"/>
+                <w:vertAlign w:val="baseline"/>
+                <w:lang w:val="en-US"/>
+              </w:rPr>
+              <w:t>S3</w:t>
+            </w:r>
+          </w:p>
+        </w:tc>
+        <w:tc>
+          <w:tcPr>
+            <w:tcW w:w="1919" w:type="dxa"/>
+          </w:tcPr>
+          <w:p>
+            <w:pPr>
+              <w:numPr>
+                <w:ilvl w:val="0"/>
+                <w:numId w:val="0"/>
+              </w:numPr>
+              <w:rPr>
+                <w:rFonts w:hint="default" w:ascii="Times New Roman" w:hAnsi="Times New Roman" w:cs="Times New Roman"/>
+                <w:sz w:val="28"/>
+                <w:szCs w:val="28"/>
+                <w:vertAlign w:val="baseline"/>
+                <w:lang w:val="en-US"/>
+              </w:rPr>
+            </w:pPr>
+            <w:r>
+              <w:rPr>
+                <w:rFonts w:hint="default" w:cs="Times New Roman"/>
+                <w:sz w:val="28"/>
+                <w:szCs w:val="28"/>
+                <w:vertAlign w:val="baseline"/>
+                <w:lang w:val="en-US"/>
+              </w:rPr>
+              <w:t xml:space="preserve">S3 </w:t>
+            </w:r>
+          </w:p>
+        </w:tc>
+        <w:tc>
+          <w:tcPr>
+            <w:tcW w:w="1242" w:type="dxa"/>
+          </w:tcPr>
+          <w:p>
+            <w:pPr>
+              <w:numPr>
+                <w:ilvl w:val="0"/>
+                <w:numId w:val="0"/>
+              </w:numPr>
+              <w:rPr>
+                <w:rFonts w:hint="default" w:ascii="Times New Roman" w:hAnsi="Times New Roman" w:cs="Times New Roman"/>
+                <w:sz w:val="28"/>
+                <w:szCs w:val="28"/>
+                <w:vertAlign w:val="baseline"/>
+                <w:lang w:val="en-US"/>
+              </w:rPr>
+            </w:pPr>
+            <w:r>
+              <w:rPr>
+                <w:rFonts w:hint="default" w:cs="Times New Roman"/>
+                <w:sz w:val="28"/>
+                <w:szCs w:val="28"/>
+                <w:vertAlign w:val="baseline"/>
+                <w:lang w:val="en-US"/>
+              </w:rPr>
+              <w:t>0</w:t>
+            </w:r>
+          </w:p>
+        </w:tc>
+        <w:tc>
+          <w:tcPr>
+            <w:tcW w:w="1656" w:type="dxa"/>
+          </w:tcPr>
+          <w:p>
+            <w:pPr>
+              <w:numPr>
+                <w:ilvl w:val="0"/>
+                <w:numId w:val="0"/>
+              </w:numPr>
+              <w:rPr>
+                <w:rFonts w:hint="default" w:ascii="Times New Roman" w:hAnsi="Times New Roman" w:cs="Times New Roman"/>
+                <w:sz w:val="28"/>
+                <w:szCs w:val="28"/>
+                <w:vertAlign w:val="baseline"/>
+                <w:lang w:val="en-US"/>
+              </w:rPr>
+            </w:pPr>
+            <w:r>
+              <w:rPr>
+                <w:rFonts w:hint="default" w:cs="Times New Roman"/>
+                <w:sz w:val="28"/>
+                <w:szCs w:val="28"/>
+                <w:vertAlign w:val="baseline"/>
+                <w:lang w:val="en-US"/>
+              </w:rPr>
+              <w:t>0</w:t>
+            </w:r>
+          </w:p>
+        </w:tc>
+        <w:tc>
+          <w:tcPr>
+            <w:tcW w:w="1656" w:type="dxa"/>
+          </w:tcPr>
+          <w:p>
+            <w:pPr>
+              <w:numPr>
+                <w:ilvl w:val="0"/>
+                <w:numId w:val="0"/>
+              </w:numPr>
+              <w:rPr>
+                <w:rFonts w:hint="default" w:cs="Times New Roman"/>
+                <w:sz w:val="28"/>
+                <w:szCs w:val="28"/>
+                <w:vertAlign w:val="baseline"/>
+                <w:lang w:val="en-US"/>
+              </w:rPr>
+            </w:pPr>
+            <w:r>
+              <w:rPr>
+                <w:rFonts w:hint="default" w:cs="Times New Roman"/>
+                <w:sz w:val="28"/>
+                <w:szCs w:val="28"/>
+                <w:vertAlign w:val="baseline"/>
+                <w:lang w:val="en-US"/>
+              </w:rPr>
+              <w:t>0</w:t>
+            </w:r>
+          </w:p>
+        </w:tc>
+      </w:tr>
+      <w:tr>
+        <w:tblPrEx>
+          <w:tblBorders>
+            <w:top w:val="single" w:color="auto" w:sz="4" w:space="0"/>
+            <w:left w:val="single" w:color="auto" w:sz="4" w:space="0"/>
+            <w:bottom w:val="single" w:color="auto" w:sz="4" w:space="0"/>
+            <w:right w:val="single" w:color="auto" w:sz="4" w:space="0"/>
+            <w:insideH w:val="single" w:color="auto" w:sz="4" w:space="0"/>
+            <w:insideV w:val="single" w:color="auto" w:sz="4" w:space="0"/>
+          </w:tblBorders>
+          <w:tblCellMar>
+            <w:top w:w="0" w:type="dxa"/>
+            <w:left w:w="108" w:type="dxa"/>
+            <w:bottom w:w="0" w:type="dxa"/>
+            <w:right w:w="108" w:type="dxa"/>
+          </w:tblCellMar>
+        </w:tblPrEx>
+        <w:trPr>
+          <w:trHeight w:val="541" w:hRule="atLeast"/>
+        </w:trPr>
+        <w:tc>
+          <w:tcPr>
+            <w:tcW w:w="1377" w:type="dxa"/>
+          </w:tcPr>
+          <w:p>
+            <w:pPr>
+              <w:numPr>
+                <w:ilvl w:val="0"/>
+                <w:numId w:val="0"/>
+              </w:numPr>
+              <w:rPr>
+                <w:rFonts w:hint="default" w:ascii="Times New Roman" w:hAnsi="Times New Roman" w:cs="Times New Roman"/>
+                <w:sz w:val="28"/>
+                <w:szCs w:val="28"/>
+                <w:vertAlign w:val="baseline"/>
+                <w:lang w:val="en-US"/>
+              </w:rPr>
+            </w:pPr>
+          </w:p>
+        </w:tc>
+        <w:tc>
+          <w:tcPr>
+            <w:tcW w:w="1647" w:type="dxa"/>
+          </w:tcPr>
+          <w:p>
+            <w:pPr>
+              <w:numPr>
+                <w:ilvl w:val="0"/>
+                <w:numId w:val="0"/>
+              </w:numPr>
+              <w:rPr>
+                <w:rFonts w:hint="default" w:ascii="Times New Roman" w:hAnsi="Times New Roman" w:cs="Times New Roman"/>
+                <w:sz w:val="28"/>
+                <w:szCs w:val="28"/>
+                <w:vertAlign w:val="baseline"/>
+                <w:lang w:val="en-US"/>
+              </w:rPr>
+            </w:pPr>
+            <w:r>
+              <w:rPr>
+                <w:rFonts w:hint="default" w:cs="Times New Roman"/>
+                <w:sz w:val="28"/>
+                <w:szCs w:val="28"/>
+                <w:vertAlign w:val="baseline"/>
+                <w:lang w:val="en-US"/>
+              </w:rPr>
+              <w:t>Cnt = 0</w:t>
+            </w:r>
+          </w:p>
+        </w:tc>
+        <w:tc>
+          <w:tcPr>
+            <w:tcW w:w="1919" w:type="dxa"/>
+          </w:tcPr>
+          <w:p>
+            <w:pPr>
+              <w:numPr>
+                <w:ilvl w:val="0"/>
+                <w:numId w:val="0"/>
+              </w:numPr>
+              <w:rPr>
+                <w:rFonts w:hint="default" w:cs="Times New Roman"/>
+                <w:sz w:val="28"/>
+                <w:szCs w:val="28"/>
+                <w:vertAlign w:val="baseline"/>
+                <w:lang w:val="en-US"/>
+              </w:rPr>
+            </w:pPr>
+            <w:r>
+              <w:rPr>
+                <w:rFonts w:hint="default" w:cs="Times New Roman"/>
+                <w:sz w:val="28"/>
+                <w:szCs w:val="28"/>
+                <w:vertAlign w:val="baseline"/>
+                <w:lang w:val="en-US"/>
+              </w:rPr>
+              <w:t>Cnt = 1</w:t>
+            </w:r>
+          </w:p>
+        </w:tc>
+        <w:tc>
+          <w:tcPr>
+            <w:tcW w:w="1242" w:type="dxa"/>
+          </w:tcPr>
+          <w:p>
+            <w:pPr>
+              <w:numPr>
+                <w:ilvl w:val="0"/>
+                <w:numId w:val="0"/>
+              </w:numPr>
+              <w:rPr>
+                <w:rFonts w:hint="default" w:cs="Times New Roman"/>
+                <w:sz w:val="28"/>
+                <w:szCs w:val="28"/>
+                <w:vertAlign w:val="baseline"/>
+                <w:lang w:val="en-US"/>
+              </w:rPr>
+            </w:pPr>
+          </w:p>
+        </w:tc>
+        <w:tc>
+          <w:tcPr>
+            <w:tcW w:w="1656" w:type="dxa"/>
+          </w:tcPr>
+          <w:p>
+            <w:pPr>
+              <w:numPr>
+                <w:ilvl w:val="0"/>
+                <w:numId w:val="0"/>
+              </w:numPr>
+              <w:rPr>
+                <w:rFonts w:hint="default" w:cs="Times New Roman"/>
+                <w:sz w:val="28"/>
+                <w:szCs w:val="28"/>
+                <w:vertAlign w:val="baseline"/>
+                <w:lang w:val="en-US"/>
+              </w:rPr>
+            </w:pPr>
+          </w:p>
+        </w:tc>
+        <w:tc>
+          <w:tcPr>
+            <w:tcW w:w="1656" w:type="dxa"/>
+          </w:tcPr>
+          <w:p>
+            <w:pPr>
+              <w:numPr>
+                <w:ilvl w:val="0"/>
+                <w:numId w:val="0"/>
+              </w:numPr>
+              <w:rPr>
+                <w:rFonts w:hint="default" w:cs="Times New Roman"/>
+                <w:sz w:val="28"/>
+                <w:szCs w:val="28"/>
+                <w:vertAlign w:val="baseline"/>
+                <w:lang w:val="en-US"/>
+              </w:rPr>
+            </w:pPr>
+          </w:p>
+        </w:tc>
+      </w:tr>
+      <w:tr>
+        <w:tblPrEx>
+          <w:tblBorders>
+            <w:top w:val="single" w:color="auto" w:sz="4" w:space="0"/>
+            <w:left w:val="single" w:color="auto" w:sz="4" w:space="0"/>
+            <w:bottom w:val="single" w:color="auto" w:sz="4" w:space="0"/>
+            <w:right w:val="single" w:color="auto" w:sz="4" w:space="0"/>
+            <w:insideH w:val="single" w:color="auto" w:sz="4" w:space="0"/>
+            <w:insideV w:val="single" w:color="auto" w:sz="4" w:space="0"/>
+          </w:tblBorders>
+          <w:tblCellMar>
+            <w:top w:w="0" w:type="dxa"/>
+            <w:left w:w="108" w:type="dxa"/>
+            <w:bottom w:w="0" w:type="dxa"/>
+            <w:right w:w="108" w:type="dxa"/>
+          </w:tblCellMar>
+        </w:tblPrEx>
+        <w:trPr>
+          <w:trHeight w:val="541" w:hRule="atLeast"/>
+        </w:trPr>
+        <w:tc>
+          <w:tcPr>
+            <w:tcW w:w="1377" w:type="dxa"/>
+          </w:tcPr>
+          <w:p>
+            <w:pPr>
+              <w:numPr>
+                <w:ilvl w:val="0"/>
+                <w:numId w:val="0"/>
+              </w:numPr>
+              <w:rPr>
+                <w:rFonts w:hint="default" w:ascii="Times New Roman" w:hAnsi="Times New Roman" w:cs="Times New Roman"/>
+                <w:sz w:val="28"/>
+                <w:szCs w:val="28"/>
+                <w:vertAlign w:val="baseline"/>
+                <w:lang w:val="en-US"/>
+              </w:rPr>
+            </w:pPr>
+            <w:r>
+              <w:rPr>
+                <w:rFonts w:hint="default" w:ascii="Times New Roman" w:hAnsi="Times New Roman" w:cs="Times New Roman"/>
+                <w:sz w:val="28"/>
+                <w:szCs w:val="28"/>
+                <w:vertAlign w:val="baseline"/>
+                <w:lang w:val="en-US"/>
+              </w:rPr>
+              <w:t>S4 = 100</w:t>
+            </w:r>
+          </w:p>
+        </w:tc>
+        <w:tc>
+          <w:tcPr>
+            <w:tcW w:w="1647" w:type="dxa"/>
+          </w:tcPr>
+          <w:p>
+            <w:pPr>
+              <w:numPr>
+                <w:ilvl w:val="0"/>
+                <w:numId w:val="0"/>
+              </w:numPr>
+              <w:rPr>
+                <w:rFonts w:hint="default" w:ascii="Times New Roman" w:hAnsi="Times New Roman" w:cs="Times New Roman"/>
+                <w:sz w:val="28"/>
+                <w:szCs w:val="28"/>
+                <w:vertAlign w:val="baseline"/>
+                <w:lang w:val="en-US"/>
+              </w:rPr>
+            </w:pPr>
+            <w:r>
+              <w:rPr>
+                <w:rFonts w:hint="default" w:cs="Times New Roman"/>
+                <w:sz w:val="28"/>
+                <w:szCs w:val="28"/>
+                <w:vertAlign w:val="baseline"/>
+                <w:lang w:val="en-US"/>
+              </w:rPr>
+              <w:t>S4 (di = X)</w:t>
+            </w:r>
+          </w:p>
+        </w:tc>
+        <w:tc>
+          <w:tcPr>
+            <w:tcW w:w="1919" w:type="dxa"/>
+          </w:tcPr>
+          <w:p>
+            <w:pPr>
+              <w:numPr>
+                <w:ilvl w:val="0"/>
+                <w:numId w:val="0"/>
+              </w:numPr>
+              <w:rPr>
+                <w:rFonts w:hint="default" w:ascii="Times New Roman" w:hAnsi="Times New Roman" w:cs="Times New Roman"/>
+                <w:sz w:val="28"/>
+                <w:szCs w:val="28"/>
+                <w:vertAlign w:val="baseline"/>
+                <w:lang w:val="en-US"/>
+              </w:rPr>
+            </w:pPr>
+            <w:r>
+              <w:rPr>
+                <w:rFonts w:hint="default" w:cs="Times New Roman"/>
+                <w:sz w:val="28"/>
+                <w:szCs w:val="28"/>
+                <w:vertAlign w:val="baseline"/>
+                <w:lang w:val="en-US"/>
+              </w:rPr>
+              <w:t>S0 (di = X)</w:t>
+            </w:r>
+          </w:p>
+        </w:tc>
+        <w:tc>
+          <w:tcPr>
+            <w:tcW w:w="1242" w:type="dxa"/>
+          </w:tcPr>
+          <w:p>
+            <w:pPr>
+              <w:numPr>
+                <w:ilvl w:val="0"/>
+                <w:numId w:val="0"/>
+              </w:numPr>
+              <w:rPr>
+                <w:rFonts w:hint="default" w:ascii="Times New Roman" w:hAnsi="Times New Roman" w:cs="Times New Roman"/>
+                <w:sz w:val="28"/>
+                <w:szCs w:val="28"/>
+                <w:vertAlign w:val="baseline"/>
+                <w:lang w:val="en-US"/>
+              </w:rPr>
+            </w:pPr>
+            <w:r>
+              <w:rPr>
+                <w:rFonts w:hint="default" w:cs="Times New Roman"/>
+                <w:sz w:val="28"/>
+                <w:szCs w:val="28"/>
+                <w:vertAlign w:val="baseline"/>
+                <w:lang w:val="en-US"/>
+              </w:rPr>
+              <w:t>0</w:t>
+            </w:r>
+          </w:p>
+        </w:tc>
+        <w:tc>
+          <w:tcPr>
+            <w:tcW w:w="1656" w:type="dxa"/>
+          </w:tcPr>
+          <w:p>
+            <w:pPr>
+              <w:numPr>
+                <w:ilvl w:val="0"/>
+                <w:numId w:val="0"/>
+              </w:numPr>
+              <w:rPr>
+                <w:rFonts w:hint="default" w:cs="Times New Roman"/>
+                <w:sz w:val="28"/>
+                <w:szCs w:val="28"/>
+                <w:vertAlign w:val="baseline"/>
+                <w:lang w:val="en-US"/>
+              </w:rPr>
+            </w:pPr>
+            <w:r>
+              <w:rPr>
+                <w:rFonts w:hint="default" w:cs="Times New Roman"/>
+                <w:sz w:val="28"/>
+                <w:szCs w:val="28"/>
+                <w:vertAlign w:val="baseline"/>
+                <w:lang w:val="en-US"/>
+              </w:rPr>
+              <w:t>1</w:t>
+            </w:r>
+          </w:p>
+        </w:tc>
+        <w:tc>
+          <w:tcPr>
+            <w:tcW w:w="1656" w:type="dxa"/>
+          </w:tcPr>
+          <w:p>
+            <w:pPr>
+              <w:numPr>
+                <w:ilvl w:val="0"/>
+                <w:numId w:val="0"/>
+              </w:numPr>
+              <w:rPr>
+                <w:rFonts w:hint="default" w:cs="Times New Roman"/>
+                <w:sz w:val="28"/>
+                <w:szCs w:val="28"/>
+                <w:vertAlign w:val="baseline"/>
+                <w:lang w:val="en-US"/>
+              </w:rPr>
+            </w:pPr>
+            <w:r>
+              <w:rPr>
+                <w:rFonts w:hint="default" w:cs="Times New Roman"/>
+                <w:sz w:val="28"/>
+                <w:szCs w:val="28"/>
+                <w:vertAlign w:val="baseline"/>
+                <w:lang w:val="en-US"/>
+              </w:rPr>
+              <w:t>0</w:t>
+            </w:r>
+          </w:p>
+        </w:tc>
+      </w:tr>
+      <w:tr>
+        <w:tblPrEx>
+          <w:tblBorders>
+            <w:top w:val="single" w:color="auto" w:sz="4" w:space="0"/>
+            <w:left w:val="single" w:color="auto" w:sz="4" w:space="0"/>
+            <w:bottom w:val="single" w:color="auto" w:sz="4" w:space="0"/>
+            <w:right w:val="single" w:color="auto" w:sz="4" w:space="0"/>
+            <w:insideH w:val="single" w:color="auto" w:sz="4" w:space="0"/>
+            <w:insideV w:val="single" w:color="auto" w:sz="4" w:space="0"/>
+          </w:tblBorders>
+          <w:tblCellMar>
+            <w:top w:w="0" w:type="dxa"/>
+            <w:left w:w="108" w:type="dxa"/>
+            <w:bottom w:w="0" w:type="dxa"/>
+            <w:right w:w="108" w:type="dxa"/>
+          </w:tblCellMar>
+        </w:tblPrEx>
+        <w:trPr>
+          <w:trHeight w:val="591" w:hRule="atLeast"/>
+        </w:trPr>
+        <w:tc>
+          <w:tcPr>
+            <w:tcW w:w="1377" w:type="dxa"/>
+          </w:tcPr>
+          <w:p>
+            <w:pPr>
+              <w:numPr>
+                <w:ilvl w:val="0"/>
+                <w:numId w:val="0"/>
+              </w:numPr>
+              <w:rPr>
+                <w:rFonts w:hint="default" w:ascii="Times New Roman" w:hAnsi="Times New Roman" w:cs="Times New Roman"/>
+                <w:sz w:val="28"/>
+                <w:szCs w:val="28"/>
+                <w:vertAlign w:val="baseline"/>
+                <w:lang w:val="en-US"/>
+              </w:rPr>
+            </w:pPr>
+            <w:r>
+              <w:rPr>
+                <w:rFonts w:hint="default" w:ascii="Times New Roman" w:hAnsi="Times New Roman" w:cs="Times New Roman"/>
+                <w:sz w:val="28"/>
+                <w:szCs w:val="28"/>
+                <w:vertAlign w:val="baseline"/>
+                <w:lang w:val="en-US"/>
+              </w:rPr>
+              <w:t>S5 = 101</w:t>
+            </w:r>
+          </w:p>
+        </w:tc>
+        <w:tc>
+          <w:tcPr>
+            <w:tcW w:w="1647" w:type="dxa"/>
+          </w:tcPr>
+          <w:p>
+            <w:pPr>
+              <w:numPr>
+                <w:ilvl w:val="0"/>
+                <w:numId w:val="0"/>
+              </w:numPr>
+              <w:rPr>
+                <w:rFonts w:hint="default" w:ascii="Times New Roman" w:hAnsi="Times New Roman" w:cs="Times New Roman"/>
+                <w:sz w:val="28"/>
+                <w:szCs w:val="28"/>
+                <w:vertAlign w:val="baseline"/>
+                <w:lang w:val="en-US"/>
+              </w:rPr>
+            </w:pPr>
+            <w:r>
+              <w:rPr>
+                <w:rFonts w:hint="default" w:cs="Times New Roman"/>
+                <w:sz w:val="28"/>
+                <w:szCs w:val="28"/>
+                <w:vertAlign w:val="baseline"/>
+                <w:lang w:val="en-US"/>
+              </w:rPr>
+              <w:t>S5 (di = X)</w:t>
+            </w:r>
+          </w:p>
+        </w:tc>
+        <w:tc>
+          <w:tcPr>
+            <w:tcW w:w="1919" w:type="dxa"/>
+          </w:tcPr>
+          <w:p>
+            <w:pPr>
+              <w:numPr>
+                <w:ilvl w:val="0"/>
+                <w:numId w:val="0"/>
+              </w:numPr>
+              <w:rPr>
+                <w:rFonts w:hint="default" w:ascii="Times New Roman" w:hAnsi="Times New Roman" w:cs="Times New Roman"/>
+                <w:sz w:val="28"/>
+                <w:szCs w:val="28"/>
+                <w:vertAlign w:val="baseline"/>
+                <w:lang w:val="en-US"/>
+              </w:rPr>
+            </w:pPr>
+            <w:r>
+              <w:rPr>
+                <w:rFonts w:hint="default" w:cs="Times New Roman"/>
+                <w:sz w:val="28"/>
+                <w:szCs w:val="28"/>
+                <w:vertAlign w:val="baseline"/>
+                <w:lang w:val="en-US"/>
+              </w:rPr>
+              <w:t>S0 (di = X)</w:t>
+            </w:r>
+          </w:p>
+        </w:tc>
+        <w:tc>
+          <w:tcPr>
+            <w:tcW w:w="1242" w:type="dxa"/>
+          </w:tcPr>
+          <w:p>
+            <w:pPr>
+              <w:numPr>
+                <w:ilvl w:val="0"/>
+                <w:numId w:val="0"/>
+              </w:numPr>
+              <w:rPr>
+                <w:rFonts w:hint="default" w:ascii="Times New Roman" w:hAnsi="Times New Roman" w:cs="Times New Roman"/>
+                <w:sz w:val="28"/>
+                <w:szCs w:val="28"/>
+                <w:vertAlign w:val="baseline"/>
+                <w:lang w:val="en-US"/>
+              </w:rPr>
+            </w:pPr>
+            <w:r>
+              <w:rPr>
+                <w:rFonts w:hint="default" w:cs="Times New Roman"/>
+                <w:sz w:val="28"/>
+                <w:szCs w:val="28"/>
+                <w:vertAlign w:val="baseline"/>
+                <w:lang w:val="en-US"/>
+              </w:rPr>
+              <w:t>1</w:t>
+            </w:r>
+          </w:p>
+        </w:tc>
+        <w:tc>
+          <w:tcPr>
+            <w:tcW w:w="1656" w:type="dxa"/>
+          </w:tcPr>
+          <w:p>
+            <w:pPr>
+              <w:numPr>
+                <w:ilvl w:val="0"/>
+                <w:numId w:val="0"/>
+              </w:numPr>
+              <w:rPr>
+                <w:rFonts w:hint="default" w:ascii="Times New Roman" w:hAnsi="Times New Roman" w:cs="Times New Roman"/>
+                <w:sz w:val="28"/>
+                <w:szCs w:val="28"/>
+                <w:vertAlign w:val="baseline"/>
+                <w:lang w:val="en-US"/>
+              </w:rPr>
+            </w:pPr>
+            <w:r>
+              <w:rPr>
+                <w:rFonts w:hint="default" w:cs="Times New Roman"/>
+                <w:sz w:val="28"/>
+                <w:szCs w:val="28"/>
+                <w:vertAlign w:val="baseline"/>
+                <w:lang w:val="en-US"/>
+              </w:rPr>
+              <w:t>0</w:t>
+            </w:r>
+          </w:p>
+        </w:tc>
+        <w:tc>
+          <w:tcPr>
+            <w:tcW w:w="1656" w:type="dxa"/>
+          </w:tcPr>
+          <w:p>
+            <w:pPr>
+              <w:numPr>
+                <w:ilvl w:val="0"/>
+                <w:numId w:val="0"/>
+              </w:numPr>
+              <w:rPr>
+                <w:rFonts w:hint="default" w:cs="Times New Roman"/>
+                <w:sz w:val="28"/>
+                <w:szCs w:val="28"/>
+                <w:vertAlign w:val="baseline"/>
+                <w:lang w:val="en-US"/>
+              </w:rPr>
+            </w:pPr>
+            <w:r>
+              <w:rPr>
+                <w:rFonts w:hint="default" w:cs="Times New Roman"/>
+                <w:sz w:val="28"/>
+                <w:szCs w:val="28"/>
+                <w:vertAlign w:val="baseline"/>
+                <w:lang w:val="en-US"/>
+              </w:rPr>
+              <w:t>0</w:t>
+            </w:r>
+          </w:p>
+        </w:tc>
+      </w:tr>
+    </w:tbl>
+    <w:p>
+      <w:pPr>
+        <w:keepNext w:val="0"/>
+        <w:keepLines w:val="0"/>
+        <w:widowControl/>
+        <w:suppressLineNumbers w:val="0"/>
+        <w:jc w:val="left"/>
+      </w:pPr>
     </w:p>
     <w:p>
       <w:pPr>
@@ -11964,8 +13650,6 @@
         </w:rPr>
         <w:t>- cnt_3 (mạch đếm sai đủ 3 lần)</w:t>
       </w:r>
-      <w:bookmarkStart w:id="0" w:name="_GoBack"/>
-      <w:bookmarkEnd w:id="0"/>
     </w:p>
     <w:p>
       <w:pPr>
@@ -12147,12 +13831,24 @@
         <w:spacing w:before="360" w:after="160"/>
         <w:rPr>
           <w:rFonts w:hint="default"/>
-          <w:b/>
+          <w:b w:val="0"/>
+          <w:bCs/>
           <w:color w:val="1B365D"/>
           <w:sz w:val="28"/>
           <w:lang w:val="en-US"/>
         </w:rPr>
       </w:pPr>
+      <w:r>
+        <w:rPr>
+          <w:rFonts w:hint="default"/>
+          <w:b w:val="0"/>
+          <w:bCs/>
+          <w:color w:val="1B365D"/>
+          <w:sz w:val="28"/>
+          <w:lang w:val="en-US"/>
+        </w:rPr>
+        <w:t>K_OK:</w:t>
+      </w:r>
     </w:p>
     <w:p>
       <w:pPr>
@@ -12166,6 +13862,197 @@
           <w:lang w:val="en-US"/>
         </w:rPr>
       </w:pPr>
+      <w:r>
+        <w:drawing>
+          <wp:inline distT="0" distB="0" distL="114300" distR="114300">
+            <wp:extent cx="5269230" cy="2030095"/>
+            <wp:effectExtent l="0" t="0" r="1270" b="1905"/>
+            <wp:docPr id="4" name="Picture 1"/>
+            <wp:cNvGraphicFramePr>
+              <a:graphicFrameLocks xmlns:a="http://schemas.openxmlformats.org/drawingml/2006/main" noChangeAspect="1"/>
+            </wp:cNvGraphicFramePr>
+            <a:graphic xmlns:a="http://schemas.openxmlformats.org/drawingml/2006/main">
+              <a:graphicData uri="http://schemas.openxmlformats.org/drawingml/2006/picture">
+                <pic:pic xmlns:pic="http://schemas.openxmlformats.org/drawingml/2006/picture">
+                  <pic:nvPicPr>
+                    <pic:cNvPr id="4" name="Picture 1"/>
+                    <pic:cNvPicPr>
+                      <a:picLocks noChangeAspect="1"/>
+                    </pic:cNvPicPr>
+                  </pic:nvPicPr>
+                  <pic:blipFill>
+                    <a:blip r:embed="rId9"/>
+                    <a:stretch>
+                      <a:fillRect/>
+                    </a:stretch>
+                  </pic:blipFill>
+                  <pic:spPr>
+                    <a:xfrm>
+                      <a:off x="0" y="0"/>
+                      <a:ext cx="5269230" cy="2030095"/>
+                    </a:xfrm>
+                    <a:prstGeom prst="rect">
+                      <a:avLst/>
+                    </a:prstGeom>
+                    <a:noFill/>
+                    <a:ln>
+                      <a:noFill/>
+                    </a:ln>
+                  </pic:spPr>
+                </pic:pic>
+              </a:graphicData>
+            </a:graphic>
+          </wp:inline>
+        </w:drawing>
+      </w:r>
+    </w:p>
+    <w:p>
+      <w:pPr>
+        <w:keepNext/>
+        <w:spacing w:before="360" w:after="160"/>
+        <w:rPr>
+          <w:rFonts w:hint="default" w:cs="Times New Roman"/>
+          <w:sz w:val="26"/>
+          <w:szCs w:val="26"/>
+          <w:vertAlign w:val="baseline"/>
+          <w:lang w:val="en-US"/>
+        </w:rPr>
+      </w:pPr>
+      <w:r>
+        <w:rPr>
+          <w:rFonts w:hint="default" w:cs="Times New Roman"/>
+          <w:sz w:val="26"/>
+          <w:szCs w:val="26"/>
+          <w:vertAlign w:val="baseline"/>
+          <w:lang w:val="en-US"/>
+        </w:rPr>
+        <w:t>- D2 = (S4.cnt_5’ + S5.cnt_20’ + S3.K_OK.(wrong xor cnt_3)’ ) . reset’</w:t>
+      </w:r>
+    </w:p>
+    <w:p>
+      <w:pPr>
+        <w:keepNext/>
+        <w:spacing w:before="360" w:after="160"/>
+        <w:rPr>
+          <w:rFonts w:hint="default" w:cs="Times New Roman"/>
+          <w:sz w:val="26"/>
+          <w:szCs w:val="26"/>
+          <w:vertAlign w:val="baseline"/>
+          <w:lang w:val="en-US"/>
+        </w:rPr>
+      </w:pPr>
+      <w:r>
+        <w:rPr>
+          <w:rFonts w:hint="default" w:cs="Times New Roman"/>
+          <w:sz w:val="26"/>
+          <w:szCs w:val="26"/>
+          <w:vertAlign w:val="baseline"/>
+          <w:lang w:val="en-US"/>
+        </w:rPr>
+        <w:t>- D1 = ( (S1 + S2).K_OK + (S2 + S3). key_valid’.cancel’) . reset’</w:t>
+      </w:r>
+    </w:p>
+    <w:p>
+      <w:pPr>
+        <w:keepNext/>
+        <w:spacing w:before="360" w:after="160"/>
+        <w:rPr>
+          <w:rFonts w:hint="default" w:cs="Times New Roman"/>
+          <w:sz w:val="26"/>
+          <w:szCs w:val="26"/>
+          <w:vertAlign w:val="baseline"/>
+          <w:lang w:val="en-US"/>
+        </w:rPr>
+      </w:pPr>
+      <w:r>
+        <w:rPr>
+          <w:rFonts w:hint="default" w:cs="Times New Roman"/>
+          <w:sz w:val="26"/>
+          <w:szCs w:val="26"/>
+          <w:vertAlign w:val="baseline"/>
+          <w:lang w:val="en-US"/>
+        </w:rPr>
+        <w:t>- D0 = ( (S0 + S2).K_OK  + (S1 + S3).key_valid’.cancel’ + S3.K_OK.wrong .cnt_3 + S5.cnt_20’) . reset’</w:t>
+      </w:r>
+    </w:p>
+    <w:p>
+      <w:pPr>
+        <w:keepNext/>
+        <w:spacing w:before="360" w:after="160"/>
+        <w:rPr>
+          <w:rFonts w:hint="default" w:cs="Times New Roman"/>
+          <w:sz w:val="26"/>
+          <w:szCs w:val="26"/>
+          <w:vertAlign w:val="baseline"/>
+          <w:lang w:val="en-US"/>
+        </w:rPr>
+      </w:pPr>
+      <w:r>
+        <w:rPr>
+          <w:rFonts w:hint="default"/>
+          <w:b/>
+          <w:color w:val="1B365D"/>
+          <w:sz w:val="28"/>
+          <w:lang w:val="en-US"/>
+        </w:rPr>
+        <w:t xml:space="preserve">- </w:t>
+      </w:r>
+      <w:r>
+        <w:rPr>
+          <w:rFonts w:hint="default" w:cs="Times New Roman"/>
+          <w:sz w:val="26"/>
+          <w:szCs w:val="26"/>
+          <w:vertAlign w:val="baseline"/>
+          <w:lang w:val="en-US"/>
+        </w:rPr>
+        <w:t xml:space="preserve"> locked = S5</w:t>
+      </w:r>
+    </w:p>
+    <w:p>
+      <w:pPr>
+        <w:keepNext/>
+        <w:spacing w:before="360" w:after="160"/>
+        <w:rPr>
+          <w:rFonts w:hint="default" w:cs="Times New Roman"/>
+          <w:sz w:val="26"/>
+          <w:szCs w:val="26"/>
+          <w:vertAlign w:val="baseline"/>
+          <w:lang w:val="en-US"/>
+        </w:rPr>
+      </w:pPr>
+      <w:r>
+        <w:rPr>
+          <w:rFonts w:hint="default" w:cs="Times New Roman"/>
+          <w:sz w:val="26"/>
+          <w:szCs w:val="26"/>
+          <w:vertAlign w:val="baseline"/>
+          <w:lang w:val="en-US"/>
+        </w:rPr>
+        <w:t>- unlocked = S4</w:t>
+      </w:r>
+    </w:p>
+    <w:p>
+      <w:pPr>
+        <w:keepNext/>
+        <w:spacing w:before="360" w:after="160"/>
+        <w:rPr>
+          <w:rFonts w:hint="default" w:cs="Times New Roman"/>
+          <w:sz w:val="26"/>
+          <w:szCs w:val="26"/>
+          <w:vertAlign w:val="baseline"/>
+          <w:lang w:val="en-US"/>
+        </w:rPr>
+      </w:pPr>
+      <w:r>
+        <w:rPr>
+          <w:rFonts w:hint="default" w:cs="Times New Roman"/>
+          <w:sz w:val="26"/>
+          <w:szCs w:val="26"/>
+          <w:vertAlign w:val="baseline"/>
+          <w:lang w:val="en-US"/>
+        </w:rPr>
+        <w:t>- error = (S0 + S1 + S2 + S3).di_err.Key.valid.cancel’.reset’.wrong</w:t>
+      </w:r>
     </w:p>
     <w:p>
       <w:pPr>
@@ -13558,7 +15445,7 @@
                     </pic:cNvPicPr>
                   </pic:nvPicPr>
                   <pic:blipFill>
-                    <a:blip r:embed="rId9"/>
+                    <a:blip r:embed="rId10"/>
                     <a:stretch>
                       <a:fillRect/>
                     </a:stretch>
@@ -13597,7 +15484,7 @@
           <w:rFonts w:hint="default"/>
           <w:lang w:val="en-US"/>
         </w:rPr>
-        <w:t>Bộ đếm lên 0-5:</w:t>
+        <w:t>Bộ đếm lên 0-4:</w:t>
       </w:r>
     </w:p>
     <w:p>
@@ -13614,7 +15501,7 @@
           <w:rFonts w:hint="default"/>
           <w:lang w:val="en-US"/>
         </w:rPr>
-        <w:t>5 : 00101 là dừng</w:t>
+        <w:t>4 : 00100 là dừng</w:t>
       </w:r>
     </w:p>
     <w:p>
@@ -13642,9 +15529,9 @@
       <w:r>
         <w:drawing>
           <wp:inline distT="0" distB="0" distL="114300" distR="114300">
-            <wp:extent cx="5266690" cy="1356995"/>
-            <wp:effectExtent l="0" t="0" r="3810" b="1905"/>
-            <wp:docPr id="3" name="Picture 3"/>
+            <wp:extent cx="5269230" cy="1501775"/>
+            <wp:effectExtent l="0" t="0" r="1270" b="9525"/>
+            <wp:docPr id="7" name="Picture 2"/>
             <wp:cNvGraphicFramePr>
               <a:graphicFrameLocks xmlns:a="http://schemas.openxmlformats.org/drawingml/2006/main" noChangeAspect="1"/>
             </wp:cNvGraphicFramePr>
@@ -13652,13 +15539,13 @@
               <a:graphicData uri="http://schemas.openxmlformats.org/drawingml/2006/picture">
                 <pic:pic xmlns:pic="http://schemas.openxmlformats.org/drawingml/2006/picture">
                   <pic:nvPicPr>
-                    <pic:cNvPr id="3" name="Picture 3"/>
+                    <pic:cNvPr id="7" name="Picture 2"/>
                     <pic:cNvPicPr>
                       <a:picLocks noChangeAspect="1"/>
                     </pic:cNvPicPr>
                   </pic:nvPicPr>
                   <pic:blipFill>
-                    <a:blip r:embed="rId10"/>
+                    <a:blip r:embed="rId11"/>
                     <a:stretch>
                       <a:fillRect/>
                     </a:stretch>
@@ -13666,7 +15553,7 @@
                   <pic:spPr>
                     <a:xfrm>
                       <a:off x="0" y="0"/>
-                      <a:ext cx="5266690" cy="1356995"/>
+                      <a:ext cx="5269230" cy="1501775"/>
                     </a:xfrm>
                     <a:prstGeom prst="rect">
                       <a:avLst/>
@@ -13737,7 +15624,7 @@
           <w:rFonts w:hint="default"/>
           <w:lang w:val="en-US"/>
         </w:rPr>
-        <w:t>Bộ đếm lên 0-20:</w:t>
+        <w:t>Bộ đếm lên 0-19:</w:t>
       </w:r>
     </w:p>
     <w:p>
@@ -13754,7 +15641,7 @@
           <w:rFonts w:hint="default"/>
           <w:lang w:val="en-US"/>
         </w:rPr>
-        <w:t>20: 10100 là dừng</w:t>
+        <w:t>19: 10011 là dừng</w:t>
       </w:r>
     </w:p>
     <w:p>
@@ -13802,7 +15689,7 @@
                     </pic:cNvPicPr>
                   </pic:nvPicPr>
                   <pic:blipFill>
-                    <a:blip r:embed="rId11"/>
+                    <a:blip r:embed="rId12"/>
                     <a:stretch>
                       <a:fillRect/>
                     </a:stretch>
@@ -13861,7 +15748,7 @@
           <w:rFonts w:hint="default"/>
           <w:lang w:val="en-US"/>
         </w:rPr>
-        <w:t>Bộ đếm lên 0-3</w:t>
+        <w:t>Bộ đếm lên 0-2</w:t>
       </w:r>
     </w:p>
     <w:p>
@@ -13878,7 +15765,7 @@
           <w:rFonts w:hint="default"/>
           <w:lang w:val="en-US"/>
         </w:rPr>
-        <w:t>3: 00011 là dừng</w:t>
+        <w:t>2: 00010 là dừng</w:t>
       </w:r>
     </w:p>
     <w:p>
@@ -13912,9 +15799,9 @@
       <w:r>
         <w:drawing>
           <wp:inline distT="0" distB="0" distL="114300" distR="114300">
-            <wp:extent cx="5267325" cy="1372870"/>
-            <wp:effectExtent l="0" t="0" r="3175" b="11430"/>
-            <wp:docPr id="6" name="Picture 6"/>
+            <wp:extent cx="5271135" cy="1291590"/>
+            <wp:effectExtent l="0" t="0" r="12065" b="3810"/>
+            <wp:docPr id="20" name="Picture 12"/>
             <wp:cNvGraphicFramePr>
               <a:graphicFrameLocks xmlns:a="http://schemas.openxmlformats.org/drawingml/2006/main" noChangeAspect="1"/>
             </wp:cNvGraphicFramePr>
@@ -13922,13 +15809,13 @@
               <a:graphicData uri="http://schemas.openxmlformats.org/drawingml/2006/picture">
                 <pic:pic xmlns:pic="http://schemas.openxmlformats.org/drawingml/2006/picture">
                   <pic:nvPicPr>
-                    <pic:cNvPr id="6" name="Picture 6"/>
+                    <pic:cNvPr id="20" name="Picture 12"/>
                     <pic:cNvPicPr>
                       <a:picLocks noChangeAspect="1"/>
                     </pic:cNvPicPr>
                   </pic:nvPicPr>
                   <pic:blipFill>
-                    <a:blip r:embed="rId12"/>
+                    <a:blip r:embed="rId13"/>
                     <a:stretch>
                       <a:fillRect/>
                     </a:stretch>
@@ -13936,7 +15823,7 @@
                   <pic:spPr>
                     <a:xfrm>
                       <a:off x="0" y="0"/>
-                      <a:ext cx="5267325" cy="1372870"/>
+                      <a:ext cx="5271135" cy="1291590"/>
                     </a:xfrm>
                     <a:prstGeom prst="rect">
                       <a:avLst/>
@@ -14182,7 +16069,7 @@
                     </pic:cNvPicPr>
                   </pic:nvPicPr>
                   <pic:blipFill>
-                    <a:blip r:embed="rId13"/>
+                    <a:blip r:embed="rId14"/>
                     <a:stretch>
                       <a:fillRect/>
                     </a:stretch>
@@ -14281,7 +16168,7 @@
                     </pic:cNvPicPr>
                   </pic:nvPicPr>
                   <pic:blipFill>
-                    <a:blip r:embed="rId14"/>
+                    <a:blip r:embed="rId15"/>
                     <a:stretch>
                       <a:fillRect/>
                     </a:stretch>
@@ -14428,7 +16315,7 @@
                     </pic:cNvPicPr>
                   </pic:nvPicPr>
                   <pic:blipFill>
-                    <a:blip r:embed="rId15"/>
+                    <a:blip r:embed="rId16"/>
                     <a:stretch>
                       <a:fillRect/>
                     </a:stretch>
@@ -14539,6 +16426,10 @@
       <w:pPr>
         <w:keepNext/>
         <w:spacing w:before="360" w:after="160"/>
+        <w:rPr>
+          <w:rFonts w:hint="default"/>
+          <w:lang w:val="en-US"/>
+        </w:rPr>
       </w:pPr>
       <w:r>
         <w:rPr>
@@ -14549,6 +16440,16 @@
         </w:rPr>
         <w:t>SƠ ĐỒ MẠCH</w:t>
       </w:r>
+      <w:r>
+        <w:rPr>
+          <w:rFonts w:hint="default"/>
+          <w:b/>
+          <w:color w:val="1B365D"/>
+          <w:sz w:val="28"/>
+          <w:lang w:val="en-US"/>
+        </w:rPr>
+        <w:t xml:space="preserve"> CUỐI</w:t>
+      </w:r>
     </w:p>
     <w:p>
       <w:pPr>
@@ -14563,24 +16464,19 @@
           <w:rFonts w:hint="default"/>
           <w:lang w:val="en-US"/>
         </w:rPr>
-        <w:t>Mạch input:</w:t>
+        <w:t>Mạch datapath</w:t>
       </w:r>
     </w:p>
     <w:p>
       <w:pPr>
         <w:spacing w:before="0" w:after="240"/>
-        <w:rPr>
-          <w:rFonts w:hint="default" w:ascii="Times New Roman" w:hAnsi="Times New Roman" w:cs="Times New Roman"/>
-          <w:sz w:val="28"/>
-          <w:szCs w:val="28"/>
-        </w:rPr>
       </w:pPr>
       <w:r>
         <w:drawing>
           <wp:inline distT="0" distB="0" distL="114300" distR="114300">
-            <wp:extent cx="3009900" cy="4762500"/>
-            <wp:effectExtent l="0" t="0" r="0" b="0"/>
-            <wp:docPr id="34" name="Picture 5"/>
+            <wp:extent cx="5271135" cy="2277745"/>
+            <wp:effectExtent l="0" t="0" r="12065" b="8255"/>
+            <wp:docPr id="8" name="Picture 3"/>
             <wp:cNvGraphicFramePr>
               <a:graphicFrameLocks xmlns:a="http://schemas.openxmlformats.org/drawingml/2006/main" noChangeAspect="1"/>
             </wp:cNvGraphicFramePr>
@@ -14588,13 +16484,13 @@
               <a:graphicData uri="http://schemas.openxmlformats.org/drawingml/2006/picture">
                 <pic:pic xmlns:pic="http://schemas.openxmlformats.org/drawingml/2006/picture">
                   <pic:nvPicPr>
-                    <pic:cNvPr id="34" name="Picture 5"/>
+                    <pic:cNvPr id="8" name="Picture 3"/>
                     <pic:cNvPicPr>
                       <a:picLocks noChangeAspect="1"/>
                     </pic:cNvPicPr>
                   </pic:nvPicPr>
                   <pic:blipFill>
-                    <a:blip r:embed="rId16"/>
+                    <a:blip r:embed="rId17"/>
                     <a:stretch>
                       <a:fillRect/>
                     </a:stretch>
@@ -14602,7 +16498,7 @@
                   <pic:spPr>
                     <a:xfrm>
                       <a:off x="0" y="0"/>
-                      <a:ext cx="3009900" cy="4762500"/>
+                      <a:ext cx="5271135" cy="2277745"/>
                     </a:xfrm>
                     <a:prstGeom prst="rect">
                       <a:avLst/>
@@ -14623,104 +16519,28 @@
       <w:pPr>
         <w:spacing w:before="0" w:after="240"/>
         <w:rPr>
-          <w:rFonts w:hint="default" w:cs="Times New Roman"/>
-          <w:sz w:val="28"/>
-          <w:szCs w:val="28"/>
-          <w:lang w:val="en-US"/>
-        </w:rPr>
-      </w:pPr>
+          <w:rFonts w:hint="default"/>
+          <w:lang w:val="en-US"/>
+        </w:rPr>
+      </w:pPr>
+      <w:r>
+        <w:rPr>
+          <w:rFonts w:hint="default"/>
+          <w:lang w:val="en-US"/>
+        </w:rPr>
+        <w:t>Mạch D2:</w:t>
+      </w:r>
     </w:p>
     <w:p>
       <w:pPr>
         <w:spacing w:before="0" w:after="240"/>
-        <w:rPr>
-          <w:rFonts w:hint="default" w:cs="Times New Roman"/>
-          <w:sz w:val="28"/>
-          <w:szCs w:val="28"/>
-          <w:lang w:val="en-US"/>
-        </w:rPr>
-      </w:pPr>
-    </w:p>
-    <w:p>
-      <w:pPr>
-        <w:spacing w:before="0" w:after="240"/>
-        <w:rPr>
-          <w:rFonts w:hint="default" w:cs="Times New Roman"/>
-          <w:sz w:val="28"/>
-          <w:szCs w:val="28"/>
-          <w:lang w:val="en-US"/>
-        </w:rPr>
-      </w:pPr>
-    </w:p>
-    <w:p>
-      <w:pPr>
-        <w:spacing w:before="0" w:after="240"/>
-        <w:rPr>
-          <w:rFonts w:hint="default" w:cs="Times New Roman"/>
-          <w:sz w:val="28"/>
-          <w:szCs w:val="28"/>
-          <w:lang w:val="en-US"/>
-        </w:rPr>
-      </w:pPr>
-    </w:p>
-    <w:p>
-      <w:pPr>
-        <w:spacing w:before="0" w:after="240"/>
-        <w:rPr>
-          <w:rFonts w:hint="default" w:cs="Times New Roman"/>
-          <w:sz w:val="28"/>
-          <w:szCs w:val="28"/>
-          <w:lang w:val="en-US"/>
-        </w:rPr>
-      </w:pPr>
-    </w:p>
-    <w:p>
-      <w:pPr>
-        <w:spacing w:before="0" w:after="240"/>
-        <w:rPr>
-          <w:rFonts w:hint="default" w:cs="Times New Roman"/>
-          <w:sz w:val="28"/>
-          <w:szCs w:val="28"/>
-          <w:lang w:val="en-US"/>
-        </w:rPr>
-      </w:pPr>
-    </w:p>
-    <w:p>
-      <w:pPr>
-        <w:spacing w:before="0" w:after="240"/>
-        <w:rPr>
-          <w:rFonts w:hint="default" w:cs="Times New Roman"/>
-          <w:sz w:val="28"/>
-          <w:szCs w:val="28"/>
-          <w:lang w:val="en-US"/>
-        </w:rPr>
-      </w:pPr>
-      <w:r>
-        <w:rPr>
-          <w:rFonts w:hint="default" w:cs="Times New Roman"/>
-          <w:sz w:val="28"/>
-          <w:szCs w:val="28"/>
-          <w:lang w:val="en-US"/>
-        </w:rPr>
-        <w:t>Mạch của các state:</w:t>
-      </w:r>
-    </w:p>
-    <w:p>
-      <w:pPr>
-        <w:spacing w:before="0" w:after="240"/>
-        <w:rPr>
-          <w:rFonts w:hint="default" w:cs="Times New Roman"/>
-          <w:sz w:val="28"/>
-          <w:szCs w:val="28"/>
-          <w:lang w:val="en-US"/>
-        </w:rPr>
       </w:pPr>
       <w:r>
         <w:drawing>
           <wp:inline distT="0" distB="0" distL="114300" distR="114300">
-            <wp:extent cx="2616200" cy="4235450"/>
-            <wp:effectExtent l="0" t="0" r="12700" b="12700"/>
-            <wp:docPr id="47" name="Picture 4"/>
+            <wp:extent cx="5267960" cy="2658745"/>
+            <wp:effectExtent l="0" t="0" r="2540" b="8255"/>
+            <wp:docPr id="11" name="Picture 4"/>
             <wp:cNvGraphicFramePr>
               <a:graphicFrameLocks xmlns:a="http://schemas.openxmlformats.org/drawingml/2006/main" noChangeAspect="1"/>
             </wp:cNvGraphicFramePr>
@@ -14728,13 +16548,13 @@
               <a:graphicData uri="http://schemas.openxmlformats.org/drawingml/2006/picture">
                 <pic:pic xmlns:pic="http://schemas.openxmlformats.org/drawingml/2006/picture">
                   <pic:nvPicPr>
-                    <pic:cNvPr id="47" name="Picture 4"/>
+                    <pic:cNvPr id="11" name="Picture 4"/>
                     <pic:cNvPicPr>
                       <a:picLocks noChangeAspect="1"/>
                     </pic:cNvPicPr>
                   </pic:nvPicPr>
                   <pic:blipFill>
-                    <a:blip r:embed="rId17"/>
+                    <a:blip r:embed="rId18"/>
                     <a:stretch>
                       <a:fillRect/>
                     </a:stretch>
@@ -14742,7 +16562,7 @@
                   <pic:spPr>
                     <a:xfrm>
                       <a:off x="0" y="0"/>
-                      <a:ext cx="2616200" cy="4235450"/>
+                      <a:ext cx="5267960" cy="2658745"/>
                     </a:xfrm>
                     <a:prstGeom prst="rect">
                       <a:avLst/>
@@ -14763,37 +16583,28 @@
       <w:pPr>
         <w:spacing w:before="0" w:after="240"/>
         <w:rPr>
-          <w:rFonts w:hint="default" w:cs="Times New Roman"/>
-          <w:sz w:val="28"/>
-          <w:szCs w:val="28"/>
+          <w:rFonts w:hint="default"/>
           <w:lang w:val="en-US"/>
         </w:rPr>
       </w:pPr>
       <w:r>
         <w:rPr>
-          <w:rFonts w:hint="default" w:cs="Times New Roman"/>
-          <w:sz w:val="28"/>
-          <w:szCs w:val="28"/>
-          <w:lang w:val="en-US"/>
-        </w:rPr>
-        <w:t>Mạch D2:</w:t>
+          <w:rFonts w:hint="default"/>
+          <w:lang w:val="en-US"/>
+        </w:rPr>
+        <w:t>Mạch D1:</w:t>
       </w:r>
     </w:p>
     <w:p>
       <w:pPr>
         <w:spacing w:before="0" w:after="240"/>
-        <w:rPr>
-          <w:rFonts w:hint="default" w:ascii="Times New Roman" w:hAnsi="Times New Roman" w:cs="Times New Roman"/>
-          <w:sz w:val="28"/>
-          <w:szCs w:val="28"/>
-        </w:rPr>
       </w:pPr>
       <w:r>
         <w:drawing>
           <wp:inline distT="0" distB="0" distL="114300" distR="114300">
-            <wp:extent cx="5454650" cy="2838450"/>
-            <wp:effectExtent l="0" t="0" r="12700" b="0"/>
-            <wp:docPr id="54" name="Picture 6"/>
+            <wp:extent cx="5273675" cy="2923540"/>
+            <wp:effectExtent l="0" t="0" r="9525" b="10160"/>
+            <wp:docPr id="12" name="Picture 5"/>
             <wp:cNvGraphicFramePr>
               <a:graphicFrameLocks xmlns:a="http://schemas.openxmlformats.org/drawingml/2006/main" noChangeAspect="1"/>
             </wp:cNvGraphicFramePr>
@@ -14801,13 +16612,13 @@
               <a:graphicData uri="http://schemas.openxmlformats.org/drawingml/2006/picture">
                 <pic:pic xmlns:pic="http://schemas.openxmlformats.org/drawingml/2006/picture">
                   <pic:nvPicPr>
-                    <pic:cNvPr id="54" name="Picture 6"/>
+                    <pic:cNvPr id="12" name="Picture 5"/>
                     <pic:cNvPicPr>
                       <a:picLocks noChangeAspect="1"/>
                     </pic:cNvPicPr>
                   </pic:nvPicPr>
                   <pic:blipFill>
-                    <a:blip r:embed="rId18"/>
+                    <a:blip r:embed="rId19"/>
                     <a:stretch>
                       <a:fillRect/>
                     </a:stretch>
@@ -14815,7 +16626,7 @@
                   <pic:spPr>
                     <a:xfrm>
                       <a:off x="0" y="0"/>
-                      <a:ext cx="5454650" cy="2838450"/>
+                      <a:ext cx="5273675" cy="2923540"/>
                     </a:xfrm>
                     <a:prstGeom prst="rect">
                       <a:avLst/>
@@ -14836,37 +16647,32 @@
       <w:pPr>
         <w:spacing w:before="0" w:after="240"/>
         <w:rPr>
-          <w:rFonts w:hint="default" w:cs="Times New Roman"/>
-          <w:sz w:val="28"/>
-          <w:szCs w:val="28"/>
+          <w:rFonts w:hint="default"/>
           <w:lang w:val="en-US"/>
         </w:rPr>
       </w:pPr>
       <w:r>
         <w:rPr>
-          <w:rFonts w:hint="default" w:cs="Times New Roman"/>
-          <w:sz w:val="28"/>
-          <w:szCs w:val="28"/>
-          <w:lang w:val="en-US"/>
-        </w:rPr>
-        <w:t>Mạch D1:</w:t>
+          <w:rFonts w:hint="default"/>
+          <w:lang w:val="en-US"/>
+        </w:rPr>
+        <w:t>Mạch D0:</w:t>
       </w:r>
     </w:p>
     <w:p>
       <w:pPr>
         <w:spacing w:before="0" w:after="240"/>
         <w:rPr>
-          <w:rFonts w:hint="default" w:ascii="Times New Roman" w:hAnsi="Times New Roman" w:cs="Times New Roman"/>
-          <w:sz w:val="28"/>
-          <w:szCs w:val="28"/>
+          <w:rFonts w:hint="default"/>
+          <w:lang w:val="en-US"/>
         </w:rPr>
       </w:pPr>
       <w:r>
         <w:drawing>
           <wp:inline distT="0" distB="0" distL="114300" distR="114300">
-            <wp:extent cx="5937885" cy="3168015"/>
-            <wp:effectExtent l="0" t="0" r="5715" b="13335"/>
-            <wp:docPr id="58" name="Picture 7"/>
+            <wp:extent cx="5266690" cy="2896235"/>
+            <wp:effectExtent l="0" t="0" r="3810" b="12065"/>
+            <wp:docPr id="13" name="Picture 6"/>
             <wp:cNvGraphicFramePr>
               <a:graphicFrameLocks xmlns:a="http://schemas.openxmlformats.org/drawingml/2006/main" noChangeAspect="1"/>
             </wp:cNvGraphicFramePr>
@@ -14874,13 +16680,13 @@
               <a:graphicData uri="http://schemas.openxmlformats.org/drawingml/2006/picture">
                 <pic:pic xmlns:pic="http://schemas.openxmlformats.org/drawingml/2006/picture">
                   <pic:nvPicPr>
-                    <pic:cNvPr id="58" name="Picture 7"/>
+                    <pic:cNvPr id="13" name="Picture 6"/>
                     <pic:cNvPicPr>
                       <a:picLocks noChangeAspect="1"/>
                     </pic:cNvPicPr>
                   </pic:nvPicPr>
                   <pic:blipFill>
-                    <a:blip r:embed="rId19"/>
+                    <a:blip r:embed="rId20"/>
                     <a:stretch>
                       <a:fillRect/>
                     </a:stretch>
@@ -14888,7 +16694,7 @@
                   <pic:spPr>
                     <a:xfrm>
                       <a:off x="0" y="0"/>
-                      <a:ext cx="5937885" cy="3168015"/>
+                      <a:ext cx="5266690" cy="2896235"/>
                     </a:xfrm>
                     <a:prstGeom prst="rect">
                       <a:avLst/>
@@ -14915,14 +16721,25 @@
           <w:lang w:val="en-US"/>
         </w:rPr>
       </w:pPr>
-      <w:r>
+    </w:p>
+    <w:p>
+      <w:pPr>
+        <w:spacing w:before="0" w:after="240"/>
         <w:rPr>
           <w:rFonts w:hint="default" w:cs="Times New Roman"/>
           <w:sz w:val="28"/>
           <w:szCs w:val="28"/>
           <w:lang w:val="en-US"/>
         </w:rPr>
-        <w:t>Mạch D0</w:t>
+      </w:pPr>
+      <w:r>
+        <w:rPr>
+          <w:rFonts w:hint="default" w:cs="Times New Roman"/>
+          <w:sz w:val="28"/>
+          <w:szCs w:val="28"/>
+          <w:lang w:val="en-US"/>
+        </w:rPr>
+        <w:t>Mạch next state logic:</w:t>
       </w:r>
     </w:p>
     <w:p>
@@ -14932,9 +16749,9 @@
       <w:r>
         <w:drawing>
           <wp:inline distT="0" distB="0" distL="114300" distR="114300">
-            <wp:extent cx="5942330" cy="2779395"/>
-            <wp:effectExtent l="0" t="0" r="1270" b="1905"/>
-            <wp:docPr id="59" name="Picture 8"/>
+            <wp:extent cx="4806950" cy="4178300"/>
+            <wp:effectExtent l="0" t="0" r="6350" b="0"/>
+            <wp:docPr id="14" name="Picture 7"/>
             <wp:cNvGraphicFramePr>
               <a:graphicFrameLocks xmlns:a="http://schemas.openxmlformats.org/drawingml/2006/main" noChangeAspect="1"/>
             </wp:cNvGraphicFramePr>
@@ -14942,13 +16759,13 @@
               <a:graphicData uri="http://schemas.openxmlformats.org/drawingml/2006/picture">
                 <pic:pic xmlns:pic="http://schemas.openxmlformats.org/drawingml/2006/picture">
                   <pic:nvPicPr>
-                    <pic:cNvPr id="59" name="Picture 8"/>
+                    <pic:cNvPr id="14" name="Picture 7"/>
                     <pic:cNvPicPr>
                       <a:picLocks noChangeAspect="1"/>
                     </pic:cNvPicPr>
                   </pic:nvPicPr>
                   <pic:blipFill>
-                    <a:blip r:embed="rId20"/>
+                    <a:blip r:embed="rId21"/>
                     <a:stretch>
                       <a:fillRect/>
                     </a:stretch>
@@ -14956,7 +16773,7 @@
                   <pic:spPr>
                     <a:xfrm>
                       <a:off x="0" y="0"/>
-                      <a:ext cx="5942330" cy="2779395"/>
+                      <a:ext cx="4806950" cy="4178300"/>
                     </a:xfrm>
                     <a:prstGeom prst="rect">
                       <a:avLst/>
@@ -14976,56 +16793,29 @@
     <w:p>
       <w:pPr>
         <w:spacing w:before="0" w:after="240"/>
-      </w:pPr>
+        <w:rPr>
+          <w:rFonts w:hint="default"/>
+          <w:lang w:val="en-US"/>
+        </w:rPr>
+      </w:pPr>
+      <w:r>
+        <w:rPr>
+          <w:rFonts w:hint="default"/>
+          <w:lang w:val="en-US"/>
+        </w:rPr>
+        <w:t>Mạch state memory:</w:t>
+      </w:r>
     </w:p>
     <w:p>
       <w:pPr>
         <w:spacing w:before="0" w:after="240"/>
-      </w:pPr>
-    </w:p>
-    <w:p>
-      <w:pPr>
-        <w:spacing w:before="0" w:after="240"/>
-        <w:rPr>
-          <w:rFonts w:hint="default"/>
-        </w:rPr>
-      </w:pPr>
-    </w:p>
-    <w:p>
-      <w:pPr>
-        <w:spacing w:before="0" w:after="240"/>
-        <w:rPr>
-          <w:rFonts w:hint="default" w:cs="Times New Roman"/>
-          <w:sz w:val="28"/>
-          <w:szCs w:val="28"/>
-          <w:lang w:val="en-US"/>
-        </w:rPr>
-      </w:pPr>
-      <w:r>
-        <w:rPr>
-          <w:rFonts w:hint="default" w:cs="Times New Roman"/>
-          <w:sz w:val="28"/>
-          <w:szCs w:val="28"/>
-          <w:lang w:val="en-US"/>
-        </w:rPr>
-        <w:t>Mạch next state logic:</w:t>
-      </w:r>
-    </w:p>
-    <w:p>
-      <w:pPr>
-        <w:spacing w:before="0" w:after="240"/>
-        <w:rPr>
-          <w:rFonts w:hint="default" w:ascii="Times New Roman" w:hAnsi="Times New Roman" w:cs="Times New Roman"/>
-          <w:sz w:val="28"/>
-          <w:szCs w:val="28"/>
-        </w:rPr>
       </w:pPr>
       <w:r>
         <w:drawing>
           <wp:inline distT="0" distB="0" distL="114300" distR="114300">
-            <wp:extent cx="3683000" cy="3987800"/>
-            <wp:effectExtent l="0" t="0" r="12700" b="12700"/>
-            <wp:docPr id="60" name="Picture 9"/>
+            <wp:extent cx="4762500" cy="3778250"/>
+            <wp:effectExtent l="0" t="0" r="0" b="6350"/>
+            <wp:docPr id="15" name="Picture 8"/>
             <wp:cNvGraphicFramePr>
               <a:graphicFrameLocks xmlns:a="http://schemas.openxmlformats.org/drawingml/2006/main" noChangeAspect="1"/>
             </wp:cNvGraphicFramePr>
@@ -15033,13 +16823,13 @@
               <a:graphicData uri="http://schemas.openxmlformats.org/drawingml/2006/picture">
                 <pic:pic xmlns:pic="http://schemas.openxmlformats.org/drawingml/2006/picture">
                   <pic:nvPicPr>
-                    <pic:cNvPr id="60" name="Picture 9"/>
+                    <pic:cNvPr id="15" name="Picture 8"/>
                     <pic:cNvPicPr>
                       <a:picLocks noChangeAspect="1"/>
                     </pic:cNvPicPr>
                   </pic:nvPicPr>
                   <pic:blipFill>
-                    <a:blip r:embed="rId21"/>
+                    <a:blip r:embed="rId22"/>
                     <a:stretch>
                       <a:fillRect/>
                     </a:stretch>
@@ -15047,7 +16837,7 @@
                   <pic:spPr>
                     <a:xfrm>
                       <a:off x="0" y="0"/>
-                      <a:ext cx="3683000" cy="3987800"/>
+                      <a:ext cx="4762500" cy="3778250"/>
                     </a:xfrm>
                     <a:prstGeom prst="rect">
                       <a:avLst/>
@@ -15068,37 +16858,32 @@
       <w:pPr>
         <w:spacing w:before="0" w:after="240"/>
         <w:rPr>
-          <w:rFonts w:hint="default" w:cs="Times New Roman"/>
-          <w:sz w:val="28"/>
-          <w:szCs w:val="28"/>
+          <w:rFonts w:hint="default"/>
           <w:lang w:val="en-US"/>
         </w:rPr>
       </w:pPr>
       <w:r>
         <w:rPr>
-          <w:rFonts w:hint="default" w:cs="Times New Roman"/>
-          <w:sz w:val="28"/>
-          <w:szCs w:val="28"/>
-          <w:lang w:val="en-US"/>
-        </w:rPr>
-        <w:t>Mạch state memory:</w:t>
+          <w:rFonts w:hint="default"/>
+          <w:lang w:val="en-US"/>
+        </w:rPr>
+        <w:t>Mạch output logic:</w:t>
       </w:r>
     </w:p>
     <w:p>
       <w:pPr>
         <w:spacing w:before="0" w:after="240"/>
         <w:rPr>
-          <w:rFonts w:hint="default" w:ascii="Times New Roman" w:hAnsi="Times New Roman" w:cs="Times New Roman"/>
-          <w:sz w:val="28"/>
-          <w:szCs w:val="28"/>
+          <w:rFonts w:hint="default"/>
+          <w:lang w:val="en-US"/>
         </w:rPr>
       </w:pPr>
       <w:r>
         <w:drawing>
           <wp:inline distT="0" distB="0" distL="114300" distR="114300">
-            <wp:extent cx="4254500" cy="3162300"/>
-            <wp:effectExtent l="0" t="0" r="12700" b="0"/>
-            <wp:docPr id="61" name="Picture 11"/>
+            <wp:extent cx="5269230" cy="2480310"/>
+            <wp:effectExtent l="0" t="0" r="1270" b="8890"/>
+            <wp:docPr id="16" name="Picture 9"/>
             <wp:cNvGraphicFramePr>
               <a:graphicFrameLocks xmlns:a="http://schemas.openxmlformats.org/drawingml/2006/main" noChangeAspect="1"/>
             </wp:cNvGraphicFramePr>
@@ -15106,13 +16891,13 @@
               <a:graphicData uri="http://schemas.openxmlformats.org/drawingml/2006/picture">
                 <pic:pic xmlns:pic="http://schemas.openxmlformats.org/drawingml/2006/picture">
                   <pic:nvPicPr>
-                    <pic:cNvPr id="61" name="Picture 11"/>
+                    <pic:cNvPr id="16" name="Picture 9"/>
                     <pic:cNvPicPr>
                       <a:picLocks noChangeAspect="1"/>
                     </pic:cNvPicPr>
                   </pic:nvPicPr>
                   <pic:blipFill>
-                    <a:blip r:embed="rId22"/>
+                    <a:blip r:embed="rId23"/>
                     <a:stretch>
                       <a:fillRect/>
                     </a:stretch>
@@ -15120,7 +16905,7 @@
                   <pic:spPr>
                     <a:xfrm>
                       <a:off x="0" y="0"/>
-                      <a:ext cx="4254500" cy="3162300"/>
+                      <a:ext cx="5269230" cy="2480310"/>
                     </a:xfrm>
                     <a:prstGeom prst="rect">
                       <a:avLst/>
@@ -15136,42 +16921,28 @@
           </wp:inline>
         </w:drawing>
       </w:r>
+      <w:r>
+        <w:rPr>
+          <w:rFonts w:hint="default"/>
+          <w:lang w:val="en-US"/>
+        </w:rPr>
+        <w:t>Mạch FSM cuối:</w:t>
+      </w:r>
     </w:p>
     <w:p>
       <w:pPr>
         <w:spacing w:before="0" w:after="240"/>
         <w:rPr>
-          <w:rFonts w:hint="default" w:cs="Times New Roman"/>
-          <w:sz w:val="28"/>
-          <w:szCs w:val="28"/>
-          <w:lang w:val="en-US"/>
-        </w:rPr>
-      </w:pPr>
-      <w:r>
-        <w:rPr>
-          <w:rFonts w:hint="default" w:cs="Times New Roman"/>
-          <w:sz w:val="28"/>
-          <w:szCs w:val="28"/>
-          <w:lang w:val="en-US"/>
-        </w:rPr>
-        <w:t>Mạch output:</w:t>
-      </w:r>
-    </w:p>
-    <w:p>
-      <w:pPr>
-        <w:spacing w:before="0" w:after="240"/>
-        <w:rPr>
-          <w:rFonts w:hint="default" w:ascii="Times New Roman" w:hAnsi="Times New Roman" w:cs="Times New Roman"/>
-          <w:sz w:val="28"/>
-          <w:szCs w:val="28"/>
+          <w:rFonts w:hint="default"/>
+          <w:lang w:val="en-US"/>
         </w:rPr>
       </w:pPr>
       <w:r>
         <w:drawing>
           <wp:inline distT="0" distB="0" distL="114300" distR="114300">
-            <wp:extent cx="4787900" cy="2921000"/>
-            <wp:effectExtent l="0" t="0" r="12700" b="12700"/>
-            <wp:docPr id="62" name="Picture 12"/>
+            <wp:extent cx="5271135" cy="2118360"/>
+            <wp:effectExtent l="0" t="0" r="12065" b="2540"/>
+            <wp:docPr id="17" name="Picture 10"/>
             <wp:cNvGraphicFramePr>
               <a:graphicFrameLocks xmlns:a="http://schemas.openxmlformats.org/drawingml/2006/main" noChangeAspect="1"/>
             </wp:cNvGraphicFramePr>
@@ -15179,13 +16950,13 @@
               <a:graphicData uri="http://schemas.openxmlformats.org/drawingml/2006/picture">
                 <pic:pic xmlns:pic="http://schemas.openxmlformats.org/drawingml/2006/picture">
                   <pic:nvPicPr>
-                    <pic:cNvPr id="62" name="Picture 12"/>
+                    <pic:cNvPr id="17" name="Picture 10"/>
                     <pic:cNvPicPr>
                       <a:picLocks noChangeAspect="1"/>
                     </pic:cNvPicPr>
                   </pic:nvPicPr>
                   <pic:blipFill>
-                    <a:blip r:embed="rId23"/>
+                    <a:blip r:embed="rId24"/>
                     <a:stretch>
                       <a:fillRect/>
                     </a:stretch>
@@ -15193,7 +16964,7 @@
                   <pic:spPr>
                     <a:xfrm>
                       <a:off x="0" y="0"/>
-                      <a:ext cx="4787900" cy="2921000"/>
+                      <a:ext cx="5271135" cy="2118360"/>
                     </a:xfrm>
                     <a:prstGeom prst="rect">
                       <a:avLst/>
@@ -15220,15 +16991,17 @@
           <w:lang w:val="en-US"/>
         </w:rPr>
       </w:pPr>
-      <w:r>
+    </w:p>
+    <w:p>
+      <w:pPr>
+        <w:spacing w:before="0" w:after="240"/>
         <w:rPr>
           <w:rFonts w:hint="default" w:cs="Times New Roman"/>
           <w:sz w:val="28"/>
           <w:szCs w:val="28"/>
           <w:lang w:val="en-US"/>
         </w:rPr>
-        <w:t>Mạch FSM cuối cùng:</w:t>
-      </w:r>
+      </w:pPr>
     </w:p>
     <w:p>
       <w:pPr>
@@ -15240,54 +17013,29 @@
           <w:lang w:val="en-US"/>
         </w:rPr>
       </w:pPr>
-      <w:r>
-        <w:drawing>
-          <wp:inline distT="0" distB="0" distL="114300" distR="114300">
-            <wp:extent cx="5939155" cy="2703195"/>
-            <wp:effectExtent l="0" t="0" r="4445" b="1905"/>
-            <wp:docPr id="63" name="Picture 13"/>
-            <wp:cNvGraphicFramePr>
-              <a:graphicFrameLocks xmlns:a="http://schemas.openxmlformats.org/drawingml/2006/main" noChangeAspect="1"/>
-            </wp:cNvGraphicFramePr>
-            <a:graphic xmlns:a="http://schemas.openxmlformats.org/drawingml/2006/main">
-              <a:graphicData uri="http://schemas.openxmlformats.org/drawingml/2006/picture">
-                <pic:pic xmlns:pic="http://schemas.openxmlformats.org/drawingml/2006/picture">
-                  <pic:nvPicPr>
-                    <pic:cNvPr id="63" name="Picture 13"/>
-                    <pic:cNvPicPr>
-                      <a:picLocks noChangeAspect="1"/>
-                    </pic:cNvPicPr>
-                  </pic:nvPicPr>
-                  <pic:blipFill>
-                    <a:blip r:embed="rId24"/>
-                    <a:stretch>
-                      <a:fillRect/>
-                    </a:stretch>
-                  </pic:blipFill>
-                  <pic:spPr>
-                    <a:xfrm>
-                      <a:off x="0" y="0"/>
-                      <a:ext cx="5939155" cy="2703195"/>
-                    </a:xfrm>
-                    <a:prstGeom prst="rect">
-                      <a:avLst/>
-                    </a:prstGeom>
-                    <a:noFill/>
-                    <a:ln>
-                      <a:noFill/>
-                    </a:ln>
-                  </pic:spPr>
-                </pic:pic>
-              </a:graphicData>
-            </a:graphic>
-          </wp:inline>
-        </w:drawing>
-      </w:r>
+    </w:p>
+    <w:p>
+      <w:pPr>
+        <w:spacing w:before="0" w:after="240"/>
+        <w:rPr>
+          <w:rFonts w:hint="default" w:cs="Times New Roman"/>
+          <w:sz w:val="28"/>
+          <w:szCs w:val="28"/>
+          <w:lang w:val="en-US"/>
+        </w:rPr>
+      </w:pPr>
     </w:p>
     <w:p>
       <w:pPr>
         <w:keepNext/>
         <w:spacing w:before="360" w:after="160"/>
+        <w:rPr>
+          <w:rFonts w:hint="default" w:ascii="Times New Roman" w:hAnsi="Times New Roman"/>
+          <w:b/>
+          <w:color w:val="1B365D"/>
+          <w:sz w:val="28"/>
+          <w:lang w:val="en-US"/>
+        </w:rPr>
       </w:pPr>
       <w:r>
         <w:rPr>
@@ -15363,9 +17111,9 @@
             <w:r>
               <w:drawing>
                 <wp:inline distT="0" distB="0" distL="114300" distR="114300">
-                  <wp:extent cx="5706745" cy="726440"/>
-                  <wp:effectExtent l="0" t="0" r="8255" b="16510"/>
-                  <wp:docPr id="64" name="Picture 2"/>
+                  <wp:extent cx="5708015" cy="1349375"/>
+                  <wp:effectExtent l="0" t="0" r="6985" b="9525"/>
+                  <wp:docPr id="18" name="Picture 11"/>
                   <wp:cNvGraphicFramePr>
                     <a:graphicFrameLocks xmlns:a="http://schemas.openxmlformats.org/drawingml/2006/main" noChangeAspect="1"/>
                   </wp:cNvGraphicFramePr>
@@ -15373,7 +17121,7 @@
                     <a:graphicData uri="http://schemas.openxmlformats.org/drawingml/2006/picture">
                       <pic:pic xmlns:pic="http://schemas.openxmlformats.org/drawingml/2006/picture">
                         <pic:nvPicPr>
-                          <pic:cNvPr id="64" name="Picture 2"/>
+                          <pic:cNvPr id="18" name="Picture 11"/>
                           <pic:cNvPicPr>
                             <a:picLocks noChangeAspect="1"/>
                           </pic:cNvPicPr>
@@ -15387,7 +17135,7 @@
                         <pic:spPr>
                           <a:xfrm>
                             <a:off x="0" y="0"/>
-                            <a:ext cx="5706745" cy="726440"/>
+                            <a:ext cx="5708015" cy="1349375"/>
                           </a:xfrm>
                           <a:prstGeom prst="rect">
                             <a:avLst/>
@@ -15407,7 +17155,211 @@
         </w:tc>
       </w:tr>
     </w:tbl>
-    <w:p/>
+    <w:p>
+      <w:pPr>
+        <w:rPr>
+          <w:rFonts w:hint="default"/>
+          <w:lang w:val="en-US"/>
+        </w:rPr>
+      </w:pPr>
+      <w:r>
+        <w:rPr>
+          <w:rFonts w:hint="default"/>
+          <w:lang w:val="en-US"/>
+        </w:rPr>
+        <w:t>--&gt; Nhập đúng 1 lần đầu + nhập sai 2 lần và nhập đúng lần 3 (unlocked đủ 5 chu kỳ)</w:t>
+      </w:r>
+    </w:p>
+    <w:p>
+      <w:pPr>
+        <w:rPr>
+          <w:rFonts w:hint="default"/>
+          <w:lang w:val="en-US"/>
+        </w:rPr>
+      </w:pPr>
+    </w:p>
+    <w:tbl>
+      <w:tblPr>
+        <w:tblStyle w:val="4"/>
+        <w:tblW w:w="0" w:type="auto"/>
+        <w:jc w:val="center"/>
+        <w:tblBorders>
+          <w:top w:val="single" w:color="CBD5E0" w:sz="6" w:space="0"/>
+          <w:left w:val="single" w:color="CBD5E0" w:sz="6" w:space="0"/>
+          <w:bottom w:val="single" w:color="CBD5E0" w:sz="6" w:space="0"/>
+          <w:right w:val="single" w:color="CBD5E0" w:sz="6" w:space="0"/>
+          <w:insideH w:val="single" w:color="CBD5E0" w:sz="6" w:space="0"/>
+          <w:insideV w:val="single" w:color="CBD5E0" w:sz="6" w:space="0"/>
+        </w:tblBorders>
+        <w:tblLayout w:type="fixed"/>
+        <w:tblCellMar>
+          <w:top w:w="0" w:type="dxa"/>
+          <w:left w:w="108" w:type="dxa"/>
+          <w:bottom w:w="0" w:type="dxa"/>
+          <w:right w:w="108" w:type="dxa"/>
+        </w:tblCellMar>
+      </w:tblPr>
+      <w:tblGrid>
+        <w:gridCol w:w="9360"/>
+      </w:tblGrid>
+      <w:tr>
+        <w:tblPrEx>
+          <w:tblBorders>
+            <w:top w:val="single" w:color="CBD5E0" w:sz="6" w:space="0"/>
+            <w:left w:val="single" w:color="CBD5E0" w:sz="6" w:space="0"/>
+            <w:bottom w:val="single" w:color="CBD5E0" w:sz="6" w:space="0"/>
+            <w:right w:val="single" w:color="CBD5E0" w:sz="6" w:space="0"/>
+            <w:insideH w:val="single" w:color="CBD5E0" w:sz="6" w:space="0"/>
+            <w:insideV w:val="single" w:color="CBD5E0" w:sz="6" w:space="0"/>
+          </w:tblBorders>
+          <w:tblCellMar>
+            <w:top w:w="0" w:type="dxa"/>
+            <w:left w:w="108" w:type="dxa"/>
+            <w:bottom w:w="0" w:type="dxa"/>
+            <w:right w:w="108" w:type="dxa"/>
+          </w:tblCellMar>
+        </w:tblPrEx>
+        <w:trPr>
+          <w:cantSplit/>
+          <w:jc w:val="center"/>
+        </w:trPr>
+        <w:tc>
+          <w:tcPr>
+            <w:tcW w:w="9360" w:type="dxa"/>
+            <w:shd w:val="clear" w:color="auto" w:fill="F4F6F9"/>
+            <w:tcMar>
+              <w:top w:w="140" w:type="dxa"/>
+              <w:left w:w="180" w:type="dxa"/>
+              <w:bottom w:w="140" w:type="dxa"/>
+              <w:right w:w="180" w:type="dxa"/>
+            </w:tcMar>
+          </w:tcPr>
+          <w:p>
+            <w:pPr>
+              <w:spacing w:after="0"/>
+              <w:jc w:val="center"/>
+            </w:pPr>
+            <w:r>
+              <w:drawing>
+                <wp:inline distT="0" distB="0" distL="114300" distR="114300">
+                  <wp:extent cx="5704840" cy="1125855"/>
+                  <wp:effectExtent l="0" t="0" r="10160" b="4445"/>
+                  <wp:docPr id="21" name="Picture 13"/>
+                  <wp:cNvGraphicFramePr>
+                    <a:graphicFrameLocks xmlns:a="http://schemas.openxmlformats.org/drawingml/2006/main" noChangeAspect="1"/>
+                  </wp:cNvGraphicFramePr>
+                  <a:graphic xmlns:a="http://schemas.openxmlformats.org/drawingml/2006/main">
+                    <a:graphicData uri="http://schemas.openxmlformats.org/drawingml/2006/picture">
+                      <pic:pic xmlns:pic="http://schemas.openxmlformats.org/drawingml/2006/picture">
+                        <pic:nvPicPr>
+                          <pic:cNvPr id="21" name="Picture 13"/>
+                          <pic:cNvPicPr>
+                            <a:picLocks noChangeAspect="1"/>
+                          </pic:cNvPicPr>
+                        </pic:nvPicPr>
+                        <pic:blipFill>
+                          <a:blip r:embed="rId26"/>
+                          <a:stretch>
+                            <a:fillRect/>
+                          </a:stretch>
+                        </pic:blipFill>
+                        <pic:spPr>
+                          <a:xfrm>
+                            <a:off x="0" y="0"/>
+                            <a:ext cx="5704840" cy="1125855"/>
+                          </a:xfrm>
+                          <a:prstGeom prst="rect">
+                            <a:avLst/>
+                          </a:prstGeom>
+                          <a:noFill/>
+                          <a:ln>
+                            <a:noFill/>
+                          </a:ln>
+                        </pic:spPr>
+                      </pic:pic>
+                    </a:graphicData>
+                  </a:graphic>
+                </wp:inline>
+              </w:drawing>
+            </w:r>
+          </w:p>
+          <w:p>
+            <w:pPr>
+              <w:spacing w:after="0"/>
+              <w:jc w:val="center"/>
+            </w:pPr>
+            <w:r>
+              <w:drawing>
+                <wp:inline distT="0" distB="0" distL="114300" distR="114300">
+                  <wp:extent cx="5715000" cy="1176020"/>
+                  <wp:effectExtent l="0" t="0" r="0" b="5080"/>
+                  <wp:docPr id="22" name="Picture 14"/>
+                  <wp:cNvGraphicFramePr>
+                    <a:graphicFrameLocks xmlns:a="http://schemas.openxmlformats.org/drawingml/2006/main" noChangeAspect="1"/>
+                  </wp:cNvGraphicFramePr>
+                  <a:graphic xmlns:a="http://schemas.openxmlformats.org/drawingml/2006/main">
+                    <a:graphicData uri="http://schemas.openxmlformats.org/drawingml/2006/picture">
+                      <pic:pic xmlns:pic="http://schemas.openxmlformats.org/drawingml/2006/picture">
+                        <pic:nvPicPr>
+                          <pic:cNvPr id="22" name="Picture 14"/>
+                          <pic:cNvPicPr>
+                            <a:picLocks noChangeAspect="1"/>
+                          </pic:cNvPicPr>
+                        </pic:nvPicPr>
+                        <pic:blipFill>
+                          <a:blip r:embed="rId27"/>
+                          <a:stretch>
+                            <a:fillRect/>
+                          </a:stretch>
+                        </pic:blipFill>
+                        <pic:spPr>
+                          <a:xfrm>
+                            <a:off x="0" y="0"/>
+                            <a:ext cx="5715000" cy="1176020"/>
+                          </a:xfrm>
+                          <a:prstGeom prst="rect">
+                            <a:avLst/>
+                          </a:prstGeom>
+                          <a:noFill/>
+                          <a:ln>
+                            <a:noFill/>
+                          </a:ln>
+                        </pic:spPr>
+                      </pic:pic>
+                    </a:graphicData>
+                  </a:graphic>
+                </wp:inline>
+              </w:drawing>
+            </w:r>
+          </w:p>
+        </w:tc>
+      </w:tr>
+    </w:tbl>
+    <w:p>
+      <w:pPr>
+        <w:rPr>
+          <w:rFonts w:hint="default"/>
+          <w:lang w:val="en-US"/>
+        </w:rPr>
+      </w:pPr>
+      <w:r>
+        <w:rPr>
+          <w:rFonts w:hint="default"/>
+          <w:lang w:val="en-US"/>
+        </w:rPr>
+        <w:t>--&gt; Nhập sai 3 lần, nhập trong khi locked, reset trong khi locked, cancel trong khi nhập (locked đủ 20 chu kỳ)</w:t>
+      </w:r>
+    </w:p>
+    <w:p>
+      <w:pPr>
+        <w:rPr>
+          <w:rFonts w:hint="default"/>
+          <w:lang w:val="en-US"/>
+        </w:rPr>
+      </w:pPr>
+      <w:bookmarkStart w:id="0" w:name="_GoBack"/>
+      <w:bookmarkEnd w:id="0"/>
+    </w:p>
     <w:sectPr>
       <w:pgSz w:w="11906" w:h="16838"/>
       <w:pgMar w:top="1440" w:right="1800" w:bottom="1440" w:left="1800" w:header="720" w:footer="720" w:gutter="0"/>
